--- a/МАРКЕТИНГ ЭОИТП (3).docx
+++ b/МАРКЕТИНГ ЭОИТП (3).docx
@@ -329,31 +329,7 @@
                 <w:lang w:eastAsia="ru-RU"/>
                 <w14:ligatures w14:val="none"/>
               </w:rPr>
-              <w:t xml:space="preserve">Г.С. </w:t>
-            </w:r>
-            <w:proofErr w:type="spellStart"/>
-            <w:r>
-              <w:rPr>
-                <w:rFonts w:ascii="Times New Roman" w:eastAsia="Times New Roman" w:hAnsi="Times New Roman" w:cs="Times New Roman"/>
-                <w:kern w:val="0"/>
-                <w:sz w:val="24"/>
-                <w:szCs w:val="24"/>
-                <w:lang w:eastAsia="ru-RU"/>
-                <w14:ligatures w14:val="none"/>
-              </w:rPr>
-              <w:t>Армашова</w:t>
-            </w:r>
-            <w:proofErr w:type="spellEnd"/>
-            <w:r>
-              <w:rPr>
-                <w:rFonts w:ascii="Times New Roman" w:eastAsia="Times New Roman" w:hAnsi="Times New Roman" w:cs="Times New Roman"/>
-                <w:kern w:val="0"/>
-                <w:sz w:val="24"/>
-                <w:szCs w:val="24"/>
-                <w:lang w:eastAsia="ru-RU"/>
-                <w14:ligatures w14:val="none"/>
-              </w:rPr>
-              <w:t>-Тельник</w:t>
+              <w:t>Г.С. Армашова-Тельник</w:t>
             </w:r>
           </w:p>
         </w:tc>
@@ -1086,7 +1062,6 @@
               </w:rPr>
               <w:t xml:space="preserve">А. А. </w:t>
             </w:r>
-            <w:proofErr w:type="spellStart"/>
             <w:r>
               <w:rPr>
                 <w:rFonts w:ascii="Times New Roman" w:eastAsia="Times New Roman" w:hAnsi="Times New Roman" w:cs="Times New Roman"/>
@@ -1098,7 +1073,6 @@
               </w:rPr>
               <w:t>Оглуздин</w:t>
             </w:r>
-            <w:proofErr w:type="spellEnd"/>
             <w:r>
               <w:rPr>
                 <w:rFonts w:ascii="Times New Roman" w:eastAsia="Times New Roman" w:hAnsi="Times New Roman" w:cs="Times New Roman"/>
@@ -1212,7 +1186,6 @@
               </w:rPr>
               <w:t xml:space="preserve">. </w:t>
             </w:r>
-            <w:proofErr w:type="spellStart"/>
             <w:r>
               <w:rPr>
                 <w:rFonts w:ascii="Times New Roman" w:eastAsia="Times New Roman" w:hAnsi="Times New Roman" w:cs="Times New Roman"/>
@@ -1224,7 +1197,6 @@
               </w:rPr>
               <w:t>Халикова</w:t>
             </w:r>
-            <w:proofErr w:type="spellEnd"/>
           </w:p>
         </w:tc>
       </w:tr>
@@ -1946,7 +1918,6 @@
                 <w:szCs w:val="24"/>
               </w:rPr>
             </w:pPr>
-            <w:proofErr w:type="spellStart"/>
             <w:r>
               <w:rPr>
                 <w:rFonts w:ascii="Times New Roman" w:hAnsi="Times New Roman" w:cs="Times New Roman"/>
@@ -1955,7 +1926,6 @@
               </w:rPr>
               <w:t>Retention</w:t>
             </w:r>
-            <w:proofErr w:type="spellEnd"/>
           </w:p>
         </w:tc>
         <w:tc>
@@ -2124,25 +2094,7 @@
                 <w:sz w:val="24"/>
                 <w:szCs w:val="24"/>
               </w:rPr>
-              <w:t xml:space="preserve">Система управления взаимоотношениями с пользователями и </w:t>
-            </w:r>
-            <w:proofErr w:type="spellStart"/>
-            <w:r>
-              <w:rPr>
-                <w:rFonts w:ascii="Times New Roman" w:hAnsi="Times New Roman" w:cs="Times New Roman"/>
-                <w:sz w:val="24"/>
-                <w:szCs w:val="24"/>
-              </w:rPr>
-              <w:t>лидами</w:t>
-            </w:r>
-            <w:proofErr w:type="spellEnd"/>
-            <w:r>
-              <w:rPr>
-                <w:rFonts w:ascii="Times New Roman" w:hAnsi="Times New Roman" w:cs="Times New Roman"/>
-                <w:sz w:val="24"/>
-                <w:szCs w:val="24"/>
-              </w:rPr>
-              <w:t>.</w:t>
+              <w:t>Система управления взаимоотношениями с пользователями и лидами.</w:t>
             </w:r>
           </w:p>
         </w:tc>
@@ -2173,7 +2125,6 @@
                 <w:szCs w:val="24"/>
               </w:rPr>
             </w:pPr>
-            <w:proofErr w:type="spellStart"/>
             <w:r>
               <w:rPr>
                 <w:rFonts w:ascii="Times New Roman" w:hAnsi="Times New Roman" w:cs="Times New Roman"/>
@@ -2182,7 +2133,6 @@
               </w:rPr>
               <w:t>Persona</w:t>
             </w:r>
-            <w:proofErr w:type="spellEnd"/>
           </w:p>
         </w:tc>
         <w:tc>
@@ -2244,7 +2194,6 @@
                 <w:szCs w:val="24"/>
               </w:rPr>
             </w:pPr>
-            <w:proofErr w:type="spellStart"/>
             <w:r>
               <w:rPr>
                 <w:rFonts w:ascii="Times New Roman" w:hAnsi="Times New Roman" w:cs="Times New Roman"/>
@@ -2253,7 +2202,6 @@
               </w:rPr>
               <w:t>Touchpoint</w:t>
             </w:r>
-            <w:proofErr w:type="spellEnd"/>
           </w:p>
         </w:tc>
         <w:tc>
@@ -2384,7 +2332,6 @@
                 <w:szCs w:val="24"/>
               </w:rPr>
             </w:pPr>
-            <w:proofErr w:type="spellStart"/>
             <w:r>
               <w:rPr>
                 <w:rFonts w:ascii="Times New Roman" w:hAnsi="Times New Roman" w:cs="Times New Roman"/>
@@ -2393,7 +2340,6 @@
               </w:rPr>
               <w:t>Onboarding</w:t>
             </w:r>
-            <w:proofErr w:type="spellEnd"/>
           </w:p>
         </w:tc>
         <w:tc>
@@ -2524,7 +2470,6 @@
                 <w:szCs w:val="24"/>
               </w:rPr>
             </w:pPr>
-            <w:proofErr w:type="spellStart"/>
             <w:r>
               <w:rPr>
                 <w:rFonts w:ascii="Times New Roman" w:hAnsi="Times New Roman" w:cs="Times New Roman"/>
@@ -2533,7 +2478,6 @@
               </w:rPr>
               <w:t>Funnel</w:t>
             </w:r>
-            <w:proofErr w:type="spellEnd"/>
           </w:p>
         </w:tc>
         <w:tc>
@@ -2607,6 +2551,118 @@
     </w:p>
     <w:p>
       <w:pPr>
+        <w:spacing w:after="0" w:line="360" w:lineRule="auto"/>
+        <w:ind w:firstLine="709"/>
+        <w:jc w:val="both"/>
+        <w:rPr>
+          <w:rFonts w:ascii="Times New Roman" w:eastAsia="Times New Roman" w:hAnsi="Times New Roman" w:cs="Times New Roman"/>
+          <w:b/>
+          <w:bCs/>
+          <w:kern w:val="0"/>
+          <w:sz w:val="24"/>
+          <w:szCs w:val="24"/>
+          <w:lang w:eastAsia="ru-RU"/>
+          <w14:ligatures w14:val="none"/>
+        </w:rPr>
+      </w:pPr>
+      <w:r>
+        <w:rPr>
+          <w:rFonts w:ascii="Times New Roman" w:eastAsia="Times New Roman" w:hAnsi="Times New Roman" w:cs="Times New Roman"/>
+          <w:b/>
+          <w:bCs/>
+          <w:kern w:val="0"/>
+          <w:sz w:val="24"/>
+          <w:szCs w:val="24"/>
+          <w:lang w:eastAsia="ru-RU"/>
+          <w14:ligatures w14:val="none"/>
+        </w:rPr>
+        <w:lastRenderedPageBreak/>
+        <w:t>2</w:t>
+      </w:r>
+      <w:r>
+        <w:rPr>
+          <w:rFonts w:ascii="Times New Roman" w:eastAsia="Times New Roman" w:hAnsi="Times New Roman" w:cs="Times New Roman"/>
+          <w:b/>
+          <w:bCs/>
+          <w:kern w:val="0"/>
+          <w:sz w:val="24"/>
+          <w:szCs w:val="24"/>
+          <w:lang w:eastAsia="ru-RU"/>
+          <w14:ligatures w14:val="none"/>
+        </w:rPr>
+        <w:tab/>
+      </w:r>
+      <w:r>
+        <w:rPr>
+          <w:rFonts w:ascii="Times New Roman" w:eastAsia="Times New Roman" w:hAnsi="Times New Roman" w:cs="Times New Roman"/>
+          <w:b/>
+          <w:bCs/>
+          <w:kern w:val="0"/>
+          <w:sz w:val="24"/>
+          <w:szCs w:val="24"/>
+          <w:lang w:eastAsia="ru-RU"/>
+          <w14:ligatures w14:val="none"/>
+        </w:rPr>
+        <w:t>Резюме стратегии</w:t>
+      </w:r>
+    </w:p>
+    <w:p>
+      <w:pPr>
+        <w:pStyle w:val="a4"/>
+      </w:pPr>
+      <w:r>
+        <w:t>Маркетинговая стратегия разработана для мобильного приложения по обмену учебными материалами между студентами высших учебных заведений. Базовая идея проекта не меняется: приложение должно стать удобной цифровой средой для поиска, загрузки, хранения и обмена конспектами, презентациями, методичками, заданиями и другими учебными файлами.</w:t>
+      </w:r>
+    </w:p>
+    <w:p>
+      <w:pPr>
+        <w:pStyle w:val="a4"/>
+      </w:pPr>
+      <w:r>
+        <w:t>Рыночная логика проекта опирается на несколько устойчивых предпосылок. Во-первых, целевая аудитория велика и массовая: по данным предыдущей работы, в России обучается 4,3 млн студентов программ бакалавриата, специалитета и магистратуры. Во-вторых, эта аудитория уже привыкла к мобильным и цифровым сервисам: 88,2% пользователей выходят в интернет с мобильных устройств, а 84,6% делают это почти ежедневно. В-третьих, у студентов есть постоянная и повторяющаяся потребность в доступе к учебным материалам, особенно в периоды зачётов и экзаменов.</w:t>
+      </w:r>
+    </w:p>
+    <w:p>
+      <w:pPr>
+        <w:pStyle w:val="a4"/>
+      </w:pPr>
+      <w:r>
+        <w:t>Стратегия продвижения строится не на дорогом массовом охвате, а на точечном росте через пилотные запуски, студенческие сообщества, университетские группы, амбассадоров и контент, полезный для обучения. Приоритет отдается каналам с низкой стоимостью привлечения: органический трафик, SMM, партнерства с вузами, рекомендации пользователей и экспертный контент. Платная реклама используется как поддерживающий инструмент для ускорения первых регистраций и тестирования гипотез.</w:t>
+      </w:r>
+    </w:p>
+    <w:p>
+      <w:pPr>
+        <w:pStyle w:val="a4"/>
+      </w:pPr>
+      <w:r>
+        <w:t>С учётом ограниченной платежеспособности студенческой аудитории коммерческая модель должна оставаться гибкой. В качестве основного результата маркетинга рассматриваются не только регистрации, но и активность пользователей, вовлечение в обмен материалами, удержание и формирование базы качественного контента. Это делает проект социально значимым и одновременно позволяет выстроить устойчивый путь к дальнейшей монетизации.</w:t>
+      </w:r>
+    </w:p>
+    <w:p>
+      <w:pPr>
+        <w:rPr>
+          <w:rFonts w:ascii="Times New Roman" w:eastAsia="Times New Roman" w:hAnsi="Times New Roman" w:cs="Times New Roman"/>
+          <w:kern w:val="0"/>
+          <w:sz w:val="24"/>
+          <w:szCs w:val="24"/>
+          <w:lang w:eastAsia="ru-RU"/>
+          <w14:ligatures w14:val="none"/>
+        </w:rPr>
+      </w:pPr>
+      <w:r>
+        <w:rPr>
+          <w:rFonts w:ascii="Times New Roman" w:eastAsia="Times New Roman" w:hAnsi="Times New Roman" w:cs="Times New Roman"/>
+          <w:kern w:val="0"/>
+          <w:sz w:val="24"/>
+          <w:szCs w:val="24"/>
+          <w:lang w:eastAsia="ru-RU"/>
+          <w14:ligatures w14:val="none"/>
+        </w:rPr>
+        <w:br w:type="page"/>
+      </w:r>
+    </w:p>
+    <w:p>
+      <w:pPr>
         <w:pStyle w:val="aa"/>
         <w:spacing w:after="0" w:line="360" w:lineRule="auto"/>
         <w:ind w:left="709"/>
@@ -2628,7 +2684,7 @@
           <w:szCs w:val="24"/>
         </w:rPr>
         <w:lastRenderedPageBreak/>
-        <w:t>2</w:t>
+        <w:t>3</w:t>
       </w:r>
       <w:r>
         <w:rPr>
@@ -2673,7 +2729,17 @@
           <w:szCs w:val="24"/>
           <w:shd w:val="clear" w:color="auto" w:fill="FFFFFF"/>
         </w:rPr>
-        <w:t>2.1 Анализ рынка</w:t>
+        <w:t>3</w:t>
+      </w:r>
+      <w:r>
+        <w:rPr>
+          <w:rFonts w:ascii="Times New Roman" w:hAnsi="Times New Roman" w:cs="Times New Roman"/>
+          <w:color w:val="0D0D0D"/>
+          <w:sz w:val="24"/>
+          <w:szCs w:val="24"/>
+          <w:shd w:val="clear" w:color="auto" w:fill="FFFFFF"/>
+        </w:rPr>
+        <w:t>.1 Анализ рынка</w:t>
       </w:r>
     </w:p>
     <w:p>
@@ -2681,15 +2747,7 @@
         <w:pStyle w:val="a4"/>
       </w:pPr>
       <w:r>
-        <w:t xml:space="preserve">Проект относится к сегменту образовательных цифровых сервисов и студенческих платформ обмена контентом. Рынок для такого решения формируется на пересечении </w:t>
-      </w:r>
-      <w:proofErr w:type="spellStart"/>
-      <w:r>
-        <w:t>EdTech</w:t>
-      </w:r>
-      <w:proofErr w:type="spellEnd"/>
-      <w:r>
-        <w:t>, мобильных приложений, сервисов совместной работы и неформального обмена учебными материалами.</w:t>
+        <w:t>Проект относится к сегменту образовательных цифровых сервисов и студенческих платформ обмена контентом. Рынок для такого решения формируется на пересечении EdTech, мобильных приложений, сервисов совместной работы и неформального обмена учебными материалами.</w:t>
       </w:r>
     </w:p>
     <w:p>
@@ -2730,7 +2788,17 @@
           <w:szCs w:val="24"/>
           <w:shd w:val="clear" w:color="auto" w:fill="FFFFFF"/>
         </w:rPr>
-        <w:t>2.2 Конкурентный анализ</w:t>
+        <w:t>3</w:t>
+      </w:r>
+      <w:r>
+        <w:rPr>
+          <w:rFonts w:ascii="Times New Roman" w:hAnsi="Times New Roman" w:cs="Times New Roman"/>
+          <w:color w:val="0D0D0D"/>
+          <w:sz w:val="24"/>
+          <w:szCs w:val="24"/>
+          <w:shd w:val="clear" w:color="auto" w:fill="FFFFFF"/>
+        </w:rPr>
+        <w:t>.2 Конкурентный анализ</w:t>
       </w:r>
     </w:p>
     <w:p>
@@ -3712,7 +3780,17 @@
           <w:shd w:val="clear" w:color="auto" w:fill="FFFFFF"/>
         </w:rPr>
         <w:lastRenderedPageBreak/>
-        <w:t xml:space="preserve">2.3 </w:t>
+        <w:t>3</w:t>
+      </w:r>
+      <w:r>
+        <w:rPr>
+          <w:rFonts w:ascii="Times New Roman" w:hAnsi="Times New Roman" w:cs="Times New Roman"/>
+          <w:color w:val="0D0D0D"/>
+          <w:sz w:val="24"/>
+          <w:szCs w:val="24"/>
+          <w:shd w:val="clear" w:color="auto" w:fill="FFFFFF"/>
+        </w:rPr>
+        <w:t xml:space="preserve">.3 </w:t>
       </w:r>
       <w:r>
         <w:rPr>
@@ -3801,15 +3879,7 @@
               <w:pStyle w:val="a4"/>
             </w:pPr>
             <w:r>
-              <w:t>P (</w:t>
-            </w:r>
-            <w:proofErr w:type="spellStart"/>
-            <w:r>
-              <w:t>Political</w:t>
-            </w:r>
-            <w:proofErr w:type="spellEnd"/>
-            <w:r>
-              <w:t>). Политические</w:t>
+              <w:t>P (Political). Политические</w:t>
             </w:r>
           </w:p>
           <w:p>
@@ -4008,15 +4078,7 @@
               <w:pStyle w:val="a4"/>
             </w:pPr>
             <w:r>
-              <w:t>S (</w:t>
-            </w:r>
-            <w:proofErr w:type="spellStart"/>
-            <w:r>
-              <w:t>Socio-Cultural</w:t>
-            </w:r>
-            <w:proofErr w:type="spellEnd"/>
-            <w:r>
-              <w:t>). Социальные</w:t>
+              <w:t>S (Socio-Cultural). Социальные</w:t>
             </w:r>
           </w:p>
           <w:p>
@@ -4098,15 +4160,7 @@
               <w:t xml:space="preserve"> </w:t>
             </w:r>
             <w:r>
-              <w:t>(</w:t>
-            </w:r>
-            <w:proofErr w:type="spellStart"/>
-            <w:r>
-              <w:t>Technological</w:t>
-            </w:r>
-            <w:proofErr w:type="spellEnd"/>
-            <w:r>
-              <w:t>)</w:t>
+              <w:t>(Technological)</w:t>
             </w:r>
             <w:r>
               <w:t>.</w:t>
@@ -4308,15 +4362,7 @@
               <w:ind w:firstLine="0"/>
             </w:pPr>
             <w:r>
-              <w:t>Сильные стороны (</w:t>
-            </w:r>
-            <w:proofErr w:type="spellStart"/>
-            <w:r>
-              <w:t>Strengths</w:t>
-            </w:r>
-            <w:proofErr w:type="spellEnd"/>
-            <w:r>
-              <w:t>)</w:t>
+              <w:t>Сильные стороны (Strengths)</w:t>
             </w:r>
           </w:p>
         </w:tc>
@@ -4330,15 +4376,7 @@
               <w:ind w:firstLine="0"/>
             </w:pPr>
             <w:r>
-              <w:t>Слабые стороны (</w:t>
-            </w:r>
-            <w:proofErr w:type="spellStart"/>
-            <w:r>
-              <w:t>Weaknesses</w:t>
-            </w:r>
-            <w:proofErr w:type="spellEnd"/>
-            <w:r>
-              <w:t>)</w:t>
+              <w:t>Слабые стороны (Weaknesses)</w:t>
             </w:r>
           </w:p>
         </w:tc>
@@ -4591,15 +4629,7 @@
               <w:ind w:firstLine="0"/>
             </w:pPr>
             <w:r>
-              <w:t>Возможности (</w:t>
-            </w:r>
-            <w:proofErr w:type="spellStart"/>
-            <w:r>
-              <w:t>Opportunities</w:t>
-            </w:r>
-            <w:proofErr w:type="spellEnd"/>
-            <w:r>
-              <w:t>)</w:t>
+              <w:t>Возможности (Opportunities)</w:t>
             </w:r>
           </w:p>
         </w:tc>
@@ -4613,15 +4643,7 @@
               <w:ind w:firstLine="0"/>
             </w:pPr>
             <w:r>
-              <w:t>Угрозы (</w:t>
-            </w:r>
-            <w:proofErr w:type="spellStart"/>
-            <w:r>
-              <w:t>Threats</w:t>
-            </w:r>
-            <w:proofErr w:type="spellEnd"/>
-            <w:r>
-              <w:t>)</w:t>
+              <w:t>Угрозы (Threats)</w:t>
             </w:r>
           </w:p>
         </w:tc>
@@ -4973,7 +4995,17 @@
           <w:shd w:val="clear" w:color="auto" w:fill="FFFFFF"/>
         </w:rPr>
         <w:lastRenderedPageBreak/>
-        <w:t>2.4 Исследование целевой аудитории</w:t>
+        <w:t>3</w:t>
+      </w:r>
+      <w:r>
+        <w:rPr>
+          <w:rFonts w:ascii="Times New Roman" w:hAnsi="Times New Roman" w:cs="Times New Roman"/>
+          <w:color w:val="0D0D0D"/>
+          <w:sz w:val="24"/>
+          <w:szCs w:val="24"/>
+          <w:shd w:val="clear" w:color="auto" w:fill="FFFFFF"/>
+        </w:rPr>
+        <w:t>.4 Исследование целевой аудитории</w:t>
       </w:r>
     </w:p>
     <w:p>
@@ -5095,7 +5127,17 @@
           <w:szCs w:val="24"/>
           <w:shd w:val="clear" w:color="auto" w:fill="FFFFFF"/>
         </w:rPr>
-        <w:t>2.5 Анализ продукта</w:t>
+        <w:t>3</w:t>
+      </w:r>
+      <w:r>
+        <w:rPr>
+          <w:rFonts w:ascii="Times New Roman" w:hAnsi="Times New Roman" w:cs="Times New Roman"/>
+          <w:color w:val="0D0D0D"/>
+          <w:sz w:val="24"/>
+          <w:szCs w:val="24"/>
+          <w:shd w:val="clear" w:color="auto" w:fill="FFFFFF"/>
+        </w:rPr>
+        <w:t>.5 Анализ продукта</w:t>
       </w:r>
     </w:p>
     <w:p>
@@ -5774,7 +5816,7 @@
           <w:szCs w:val="24"/>
         </w:rPr>
         <w:lastRenderedPageBreak/>
-        <w:t>3</w:t>
+        <w:t>4</w:t>
       </w:r>
       <w:r>
         <w:rPr>
@@ -5821,15 +5863,7 @@
         <w:pStyle w:val="a4"/>
       </w:pPr>
       <w:r>
-        <w:t xml:space="preserve">Формулировка S.M.A.R.T.-цели: В течение 6 месяцев запустить и реализовать маркетинговую стратегию, которая обеспечит не менее 1 000 регистраций в пилотном периоде, достижение 30 000 контактов в целевых студенческих каналах, формирование базы не менее 500 загруженных материалов и удержание пользователей на уровне не ниже 25% по 30-дневному </w:t>
-      </w:r>
-      <w:proofErr w:type="spellStart"/>
-      <w:r>
-        <w:t>retention</w:t>
-      </w:r>
-      <w:proofErr w:type="spellEnd"/>
-      <w:r>
-        <w:t xml:space="preserve"> за счёт продвижения через студенческие сообщества, контент-маркетинг, партнёрства с вузами и точечную рекламу.</w:t>
+        <w:t>Формулировка S.M.A.R.T.-цели: В течение 6 месяцев запустить и реализовать маркетинговую стратегию, которая обеспечит не менее 1 000 регистраций в пилотном периоде, достижение 30 000 контактов в целевых студенческих каналах, формирование базы не менее 500 загруженных материалов и удержание пользователей на уровне не ниже 25% по 30-дневному retention за счёт продвижения через студенческие сообщества, контент-маркетинг, партнёрства с вузами и точечную рекламу.</w:t>
       </w:r>
     </w:p>
     <w:p>
@@ -5850,15 +5884,7 @@
         <w:ind w:left="0" w:firstLine="709"/>
       </w:pPr>
       <w:r>
-        <w:t>S (</w:t>
-      </w:r>
-      <w:proofErr w:type="spellStart"/>
-      <w:r>
-        <w:t>Specific</w:t>
-      </w:r>
-      <w:proofErr w:type="spellEnd"/>
-      <w:r>
-        <w:t>) — конкретно определяет результаты маркетинга;</w:t>
+        <w:t>S (Specific) — конкретно определяет результаты маркетинга;</w:t>
       </w:r>
     </w:p>
     <w:p>
@@ -5871,15 +5897,7 @@
         <w:ind w:left="0" w:firstLine="709"/>
       </w:pPr>
       <w:r>
-        <w:t>M (</w:t>
-      </w:r>
-      <w:proofErr w:type="spellStart"/>
-      <w:r>
-        <w:t>Measurable</w:t>
-      </w:r>
-      <w:proofErr w:type="spellEnd"/>
-      <w:r>
-        <w:t>) — имеет измеримые показатели;</w:t>
+        <w:t>M (Measurable) — имеет измеримые показатели;</w:t>
       </w:r>
     </w:p>
     <w:p>
@@ -5892,15 +5910,7 @@
         <w:ind w:left="0" w:firstLine="709"/>
       </w:pPr>
       <w:r>
-        <w:t>A (</w:t>
-      </w:r>
-      <w:proofErr w:type="spellStart"/>
-      <w:r>
-        <w:t>Achievable</w:t>
-      </w:r>
-      <w:proofErr w:type="spellEnd"/>
-      <w:r>
-        <w:t>) — реалистична для пилотного этапа;</w:t>
+        <w:t>A (Achievable) — реалистична для пилотного этапа;</w:t>
       </w:r>
     </w:p>
     <w:p>
@@ -5913,15 +5923,7 @@
         <w:ind w:left="0" w:firstLine="709"/>
       </w:pPr>
       <w:r>
-        <w:t>R (</w:t>
-      </w:r>
-      <w:proofErr w:type="spellStart"/>
-      <w:r>
-        <w:t>Relevant</w:t>
-      </w:r>
-      <w:proofErr w:type="spellEnd"/>
-      <w:r>
-        <w:t>) — напрямую связана с задачами продвижения продукта;</w:t>
+        <w:t>R (Relevant) — напрямую связана с задачами продвижения продукта;</w:t>
       </w:r>
     </w:p>
     <w:p>
@@ -5934,15 +5936,7 @@
         <w:ind w:left="0" w:firstLine="709"/>
       </w:pPr>
       <w:r>
-        <w:t>T (Time-</w:t>
-      </w:r>
-      <w:proofErr w:type="spellStart"/>
-      <w:r>
-        <w:t>bound</w:t>
-      </w:r>
-      <w:proofErr w:type="spellEnd"/>
-      <w:r>
-        <w:t>) — ограничена сроком 6 месяцев.</w:t>
+        <w:t>T (Time-bound) — ограничена сроком 6 месяцев.</w:t>
       </w:r>
     </w:p>
     <w:p>
@@ -6527,76 +6521,40 @@
                 <w:sz w:val="24"/>
                 <w:szCs w:val="28"/>
               </w:rPr>
-              <w:t xml:space="preserve">MAU, </w:t>
-            </w:r>
-            <w:proofErr w:type="spellStart"/>
-            <w:r>
+              <w:t>MAU, retention 30d, число загрузок</w:t>
+            </w:r>
+          </w:p>
+        </w:tc>
+        <w:tc>
+          <w:tcPr>
+            <w:tcW w:w="2551" w:type="dxa"/>
+            <w:shd w:val="clear" w:color="auto" w:fill="auto"/>
+            <w:tcMar>
+              <w:top w:w="70" w:type="dxa"/>
+              <w:left w:w="70" w:type="dxa"/>
+              <w:bottom w:w="70" w:type="dxa"/>
+              <w:right w:w="70" w:type="dxa"/>
+            </w:tcMar>
+            <w:vAlign w:val="center"/>
+            <w:hideMark/>
+          </w:tcPr>
+          <w:p>
+            <w:pPr>
+              <w:spacing w:line="360" w:lineRule="auto"/>
+              <w:jc w:val="both"/>
               <w:rPr>
                 <w:rFonts w:ascii="Times New Roman" w:hAnsi="Times New Roman" w:cs="Times New Roman"/>
                 <w:sz w:val="24"/>
                 <w:szCs w:val="28"/>
               </w:rPr>
-              <w:t>retention</w:t>
-            </w:r>
-            <w:proofErr w:type="spellEnd"/>
+            </w:pPr>
             <w:r>
               <w:rPr>
                 <w:rFonts w:ascii="Times New Roman" w:hAnsi="Times New Roman" w:cs="Times New Roman"/>
                 <w:sz w:val="24"/>
                 <w:szCs w:val="28"/>
               </w:rPr>
-              <w:t xml:space="preserve"> 30d, число загрузок</w:t>
-            </w:r>
-          </w:p>
-        </w:tc>
-        <w:tc>
-          <w:tcPr>
-            <w:tcW w:w="2551" w:type="dxa"/>
-            <w:shd w:val="clear" w:color="auto" w:fill="auto"/>
-            <w:tcMar>
-              <w:top w:w="70" w:type="dxa"/>
-              <w:left w:w="70" w:type="dxa"/>
-              <w:bottom w:w="70" w:type="dxa"/>
-              <w:right w:w="70" w:type="dxa"/>
-            </w:tcMar>
-            <w:vAlign w:val="center"/>
-            <w:hideMark/>
-          </w:tcPr>
-          <w:p>
-            <w:pPr>
-              <w:spacing w:line="360" w:lineRule="auto"/>
-              <w:jc w:val="both"/>
-              <w:rPr>
-                <w:rFonts w:ascii="Times New Roman" w:hAnsi="Times New Roman" w:cs="Times New Roman"/>
-                <w:sz w:val="24"/>
-                <w:szCs w:val="28"/>
-              </w:rPr>
-            </w:pPr>
-            <w:r>
-              <w:rPr>
-                <w:rFonts w:ascii="Times New Roman" w:hAnsi="Times New Roman" w:cs="Times New Roman"/>
-                <w:sz w:val="24"/>
-                <w:szCs w:val="28"/>
-              </w:rPr>
-              <w:t xml:space="preserve">500 материалов, 250 активных авторов, </w:t>
-            </w:r>
-            <w:proofErr w:type="spellStart"/>
-            <w:r>
-              <w:rPr>
-                <w:rFonts w:ascii="Times New Roman" w:hAnsi="Times New Roman" w:cs="Times New Roman"/>
-                <w:sz w:val="24"/>
-                <w:szCs w:val="28"/>
-              </w:rPr>
-              <w:t>retention</w:t>
-            </w:r>
-            <w:proofErr w:type="spellEnd"/>
-            <w:r>
-              <w:rPr>
-                <w:rFonts w:ascii="Times New Roman" w:hAnsi="Times New Roman" w:cs="Times New Roman"/>
-                <w:sz w:val="24"/>
-                <w:szCs w:val="28"/>
-              </w:rPr>
-              <w:t xml:space="preserve"> 30d не ниже 25%</w:t>
+              <w:t>500 материалов, 250 активных авторов, retention 30d не ниже 25%</w:t>
             </w:r>
           </w:p>
         </w:tc>
@@ -6824,7 +6782,7 @@
           <w:szCs w:val="24"/>
         </w:rPr>
         <w:lastRenderedPageBreak/>
-        <w:t>4</w:t>
+        <w:t>5</w:t>
       </w:r>
       <w:r>
         <w:rPr>
@@ -7285,15 +7243,7 @@
         <w:pStyle w:val="a4"/>
       </w:pPr>
       <w:r>
-        <w:t xml:space="preserve">Ключевая маркетинговая идея заключается в том, что проект решает не абстрактную цифровую задачу, а очень конкретную бытовую проблему студента: где быстро найти полезный материал и как не потерять его в потоке сообщений, файлов и пересылок. Следовательно, коммуникация должна строиться вокруг простых выгод: быстрее, удобнее, </w:t>
-      </w:r>
-      <w:proofErr w:type="spellStart"/>
-      <w:r>
-        <w:t>структурированнее</w:t>
-      </w:r>
-      <w:proofErr w:type="spellEnd"/>
-      <w:r>
-        <w:t>, безопаснее.</w:t>
+        <w:t>Ключевая маркетинговая идея заключается в том, что проект решает не абстрактную цифровую задачу, а очень конкретную бытовую проблему студента: где быстро найти полезный материал и как не потерять его в потоке сообщений, файлов и пересылок. Следовательно, коммуникация должна строиться вокруг простых выгод: быстрее, удобнее, структурированнее, безопаснее.</w:t>
       </w:r>
     </w:p>
     <w:p>
@@ -7329,7 +7279,7 @@
           <w:szCs w:val="24"/>
         </w:rPr>
         <w:lastRenderedPageBreak/>
-        <w:t>5</w:t>
+        <w:t>6</w:t>
       </w:r>
       <w:r>
         <w:rPr>
@@ -7673,25 +7623,7 @@
                 <w:sz w:val="24"/>
                 <w:szCs w:val="24"/>
               </w:rPr>
-              <w:t xml:space="preserve">VK, Telegram, короткие посты, </w:t>
-            </w:r>
-            <w:proofErr w:type="spellStart"/>
-            <w:r>
-              <w:rPr>
-                <w:rFonts w:ascii="Times New Roman" w:hAnsi="Times New Roman" w:cs="Times New Roman"/>
-                <w:sz w:val="24"/>
-                <w:szCs w:val="24"/>
-              </w:rPr>
-              <w:t>сторис</w:t>
-            </w:r>
-            <w:proofErr w:type="spellEnd"/>
-            <w:r>
-              <w:rPr>
-                <w:rFonts w:ascii="Times New Roman" w:hAnsi="Times New Roman" w:cs="Times New Roman"/>
-                <w:sz w:val="24"/>
-                <w:szCs w:val="24"/>
-              </w:rPr>
-              <w:t>, опросы</w:t>
+              <w:t>VK, Telegram, короткие посты, сторис, опросы</w:t>
             </w:r>
           </w:p>
         </w:tc>
@@ -8078,54 +8010,8 @@
                 <w:sz w:val="24"/>
                 <w:szCs w:val="24"/>
               </w:rPr>
-              <w:t xml:space="preserve">VK </w:t>
-            </w:r>
-            <w:proofErr w:type="spellStart"/>
-            <w:r>
-              <w:rPr>
-                <w:rFonts w:ascii="Times New Roman" w:hAnsi="Times New Roman" w:cs="Times New Roman"/>
-                <w:sz w:val="24"/>
-                <w:szCs w:val="24"/>
-              </w:rPr>
-              <w:t>Ads</w:t>
-            </w:r>
-            <w:proofErr w:type="spellEnd"/>
-            <w:r>
-              <w:rPr>
-                <w:rFonts w:ascii="Times New Roman" w:hAnsi="Times New Roman" w:cs="Times New Roman"/>
-                <w:sz w:val="24"/>
-                <w:szCs w:val="24"/>
-              </w:rPr>
-              <w:t xml:space="preserve">, клики на </w:t>
-            </w:r>
-            <w:proofErr w:type="spellStart"/>
-            <w:r>
-              <w:rPr>
-                <w:rFonts w:ascii="Times New Roman" w:hAnsi="Times New Roman" w:cs="Times New Roman"/>
-                <w:sz w:val="24"/>
-                <w:szCs w:val="24"/>
-              </w:rPr>
-              <w:t>лендинг</w:t>
-            </w:r>
-            <w:proofErr w:type="spellEnd"/>
-            <w:r>
-              <w:rPr>
-                <w:rFonts w:ascii="Times New Roman" w:hAnsi="Times New Roman" w:cs="Times New Roman"/>
-                <w:sz w:val="24"/>
-                <w:szCs w:val="24"/>
-              </w:rPr>
-              <w:t xml:space="preserve">, </w:t>
-            </w:r>
-            <w:proofErr w:type="spellStart"/>
-            <w:r>
-              <w:rPr>
-                <w:rFonts w:ascii="Times New Roman" w:hAnsi="Times New Roman" w:cs="Times New Roman"/>
-                <w:sz w:val="24"/>
-                <w:szCs w:val="24"/>
-              </w:rPr>
-              <w:t>ретаргетинг</w:t>
-            </w:r>
-            <w:proofErr w:type="spellEnd"/>
+              <w:t>VK Ads, клики на лендинг, ретаргетинг</w:t>
+            </w:r>
           </w:p>
         </w:tc>
         <w:tc>
@@ -8185,23 +8071,13 @@
                 <w:szCs w:val="24"/>
               </w:rPr>
             </w:pPr>
-            <w:proofErr w:type="spellStart"/>
-            <w:r>
-              <w:rPr>
-                <w:rFonts w:ascii="Times New Roman" w:hAnsi="Times New Roman" w:cs="Times New Roman"/>
-                <w:sz w:val="24"/>
-                <w:szCs w:val="24"/>
-              </w:rPr>
-              <w:t>Influencer</w:t>
-            </w:r>
-            <w:proofErr w:type="spellEnd"/>
-            <w:r>
-              <w:rPr>
-                <w:rFonts w:ascii="Times New Roman" w:hAnsi="Times New Roman" w:cs="Times New Roman"/>
-                <w:sz w:val="24"/>
-                <w:szCs w:val="24"/>
-              </w:rPr>
-              <w:t>-маркетинг</w:t>
+            <w:r>
+              <w:rPr>
+                <w:rFonts w:ascii="Times New Roman" w:hAnsi="Times New Roman" w:cs="Times New Roman"/>
+                <w:sz w:val="24"/>
+                <w:szCs w:val="24"/>
+              </w:rPr>
+              <w:t>Influencer-маркетинг</w:t>
             </w:r>
           </w:p>
         </w:tc>
@@ -8263,18 +8139,8 @@
                 <w:sz w:val="24"/>
                 <w:szCs w:val="24"/>
               </w:rPr>
-              <w:t xml:space="preserve">Студенческие блогеры, </w:t>
-            </w:r>
-            <w:proofErr w:type="spellStart"/>
-            <w:r>
-              <w:rPr>
-                <w:rFonts w:ascii="Times New Roman" w:hAnsi="Times New Roman" w:cs="Times New Roman"/>
-                <w:sz w:val="24"/>
-                <w:szCs w:val="24"/>
-              </w:rPr>
-              <w:t>микроинфлюенсеры</w:t>
-            </w:r>
-            <w:proofErr w:type="spellEnd"/>
+              <w:t>Студенческие блогеры, микроинфлюенсеры</w:t>
+            </w:r>
           </w:p>
         </w:tc>
         <w:tc>
@@ -8334,41 +8200,13 @@
                 <w:szCs w:val="24"/>
               </w:rPr>
             </w:pPr>
-            <w:proofErr w:type="spellStart"/>
-            <w:r>
-              <w:rPr>
-                <w:rFonts w:ascii="Times New Roman" w:hAnsi="Times New Roman" w:cs="Times New Roman"/>
-                <w:sz w:val="24"/>
-                <w:szCs w:val="24"/>
-              </w:rPr>
-              <w:t>Email</w:t>
-            </w:r>
-            <w:proofErr w:type="spellEnd"/>
-            <w:r>
-              <w:rPr>
-                <w:rFonts w:ascii="Times New Roman" w:hAnsi="Times New Roman" w:cs="Times New Roman"/>
-                <w:sz w:val="24"/>
-                <w:szCs w:val="24"/>
-              </w:rPr>
-              <w:t xml:space="preserve"> и </w:t>
-            </w:r>
-            <w:proofErr w:type="spellStart"/>
-            <w:r>
-              <w:rPr>
-                <w:rFonts w:ascii="Times New Roman" w:hAnsi="Times New Roman" w:cs="Times New Roman"/>
-                <w:sz w:val="24"/>
-                <w:szCs w:val="24"/>
-              </w:rPr>
-              <w:t>push</w:t>
-            </w:r>
-            <w:proofErr w:type="spellEnd"/>
-            <w:r>
-              <w:rPr>
-                <w:rFonts w:ascii="Times New Roman" w:hAnsi="Times New Roman" w:cs="Times New Roman"/>
-                <w:sz w:val="24"/>
-                <w:szCs w:val="24"/>
-              </w:rPr>
-              <w:t>-уведомления</w:t>
+            <w:r>
+              <w:rPr>
+                <w:rFonts w:ascii="Times New Roman" w:hAnsi="Times New Roman" w:cs="Times New Roman"/>
+                <w:sz w:val="24"/>
+                <w:szCs w:val="24"/>
+              </w:rPr>
+              <w:t>Email и push-уведомления</w:t>
             </w:r>
           </w:p>
         </w:tc>
@@ -8507,7 +8345,7 @@
           <w:szCs w:val="24"/>
         </w:rPr>
         <w:lastRenderedPageBreak/>
-        <w:t>6</w:t>
+        <w:t>7</w:t>
       </w:r>
       <w:r>
         <w:rPr>
@@ -9168,18 +9006,8 @@
                 <w:sz w:val="24"/>
                 <w:szCs w:val="24"/>
               </w:rPr>
-              <w:t xml:space="preserve">Статьи, гайды, страницы </w:t>
-            </w:r>
-            <w:proofErr w:type="spellStart"/>
-            <w:r>
-              <w:rPr>
-                <w:rFonts w:ascii="Times New Roman" w:hAnsi="Times New Roman" w:cs="Times New Roman"/>
-                <w:sz w:val="24"/>
-                <w:szCs w:val="24"/>
-              </w:rPr>
-              <w:t>лендинга</w:t>
-            </w:r>
-            <w:proofErr w:type="spellEnd"/>
+              <w:t>Статьи, гайды, страницы лендинга</w:t>
+            </w:r>
           </w:p>
         </w:tc>
       </w:tr>
@@ -9438,41 +9266,13 @@
                 <w:szCs w:val="24"/>
               </w:rPr>
             </w:pPr>
-            <w:proofErr w:type="spellStart"/>
-            <w:r>
-              <w:rPr>
-                <w:rFonts w:ascii="Times New Roman" w:hAnsi="Times New Roman" w:cs="Times New Roman"/>
-                <w:sz w:val="24"/>
-                <w:szCs w:val="24"/>
-              </w:rPr>
-              <w:t>Микрогранты</w:t>
-            </w:r>
-            <w:proofErr w:type="spellEnd"/>
-            <w:r>
-              <w:rPr>
-                <w:rFonts w:ascii="Times New Roman" w:hAnsi="Times New Roman" w:cs="Times New Roman"/>
-                <w:sz w:val="24"/>
-                <w:szCs w:val="24"/>
-              </w:rPr>
-              <w:t xml:space="preserve">, </w:t>
-            </w:r>
-            <w:proofErr w:type="spellStart"/>
-            <w:r>
-              <w:rPr>
-                <w:rFonts w:ascii="Times New Roman" w:hAnsi="Times New Roman" w:cs="Times New Roman"/>
-                <w:sz w:val="24"/>
-                <w:szCs w:val="24"/>
-              </w:rPr>
-              <w:t>мерч</w:t>
-            </w:r>
-            <w:proofErr w:type="spellEnd"/>
-            <w:r>
-              <w:rPr>
-                <w:rFonts w:ascii="Times New Roman" w:hAnsi="Times New Roman" w:cs="Times New Roman"/>
-                <w:sz w:val="24"/>
-                <w:szCs w:val="24"/>
-              </w:rPr>
-              <w:t>, поощрения</w:t>
+            <w:r>
+              <w:rPr>
+                <w:rFonts w:ascii="Times New Roman" w:hAnsi="Times New Roman" w:cs="Times New Roman"/>
+                <w:sz w:val="24"/>
+                <w:szCs w:val="24"/>
+              </w:rPr>
+              <w:t>Микрогранты, мерч, поощрения</w:t>
             </w:r>
           </w:p>
         </w:tc>
@@ -9509,18 +9309,8 @@
                 <w:sz w:val="24"/>
                 <w:szCs w:val="24"/>
               </w:rPr>
-              <w:t xml:space="preserve">PR и </w:t>
-            </w:r>
-            <w:proofErr w:type="spellStart"/>
-            <w:r>
-              <w:rPr>
-                <w:rFonts w:ascii="Times New Roman" w:hAnsi="Times New Roman" w:cs="Times New Roman"/>
-                <w:sz w:val="24"/>
-                <w:szCs w:val="24"/>
-              </w:rPr>
-              <w:t>микроинфлюенсеры</w:t>
-            </w:r>
-            <w:proofErr w:type="spellEnd"/>
+              <w:t>PR и микроинфлюенсеры</w:t>
+            </w:r>
           </w:p>
         </w:tc>
         <w:tc>
@@ -9660,43 +9450,7 @@
                 <w:sz w:val="24"/>
                 <w:szCs w:val="24"/>
               </w:rPr>
-              <w:t xml:space="preserve">CRM, </w:t>
-            </w:r>
-            <w:proofErr w:type="spellStart"/>
-            <w:r>
-              <w:rPr>
-                <w:rFonts w:ascii="Times New Roman" w:hAnsi="Times New Roman" w:cs="Times New Roman"/>
-                <w:sz w:val="24"/>
-                <w:szCs w:val="24"/>
-              </w:rPr>
-              <w:t>email</w:t>
-            </w:r>
-            <w:proofErr w:type="spellEnd"/>
-            <w:r>
-              <w:rPr>
-                <w:rFonts w:ascii="Times New Roman" w:hAnsi="Times New Roman" w:cs="Times New Roman"/>
-                <w:sz w:val="24"/>
-                <w:szCs w:val="24"/>
-              </w:rPr>
-              <w:t xml:space="preserve">, </w:t>
-            </w:r>
-            <w:proofErr w:type="spellStart"/>
-            <w:r>
-              <w:rPr>
-                <w:rFonts w:ascii="Times New Roman" w:hAnsi="Times New Roman" w:cs="Times New Roman"/>
-                <w:sz w:val="24"/>
-                <w:szCs w:val="24"/>
-              </w:rPr>
-              <w:t>push</w:t>
-            </w:r>
-            <w:proofErr w:type="spellEnd"/>
-            <w:r>
-              <w:rPr>
-                <w:rFonts w:ascii="Times New Roman" w:hAnsi="Times New Roman" w:cs="Times New Roman"/>
-                <w:sz w:val="24"/>
-                <w:szCs w:val="24"/>
-              </w:rPr>
-              <w:t xml:space="preserve"> и аналитика</w:t>
+              <w:t>CRM, email, push и аналитика</w:t>
             </w:r>
           </w:p>
         </w:tc>
@@ -10431,25 +10185,7 @@
                 <w:sz w:val="24"/>
                 <w:szCs w:val="24"/>
               </w:rPr>
-              <w:t xml:space="preserve">Статьи, посты, сценарии, </w:t>
-            </w:r>
-            <w:proofErr w:type="spellStart"/>
-            <w:r>
-              <w:rPr>
-                <w:rFonts w:ascii="Times New Roman" w:hAnsi="Times New Roman" w:cs="Times New Roman"/>
-                <w:sz w:val="24"/>
-                <w:szCs w:val="24"/>
-              </w:rPr>
-              <w:t>email</w:t>
-            </w:r>
-            <w:proofErr w:type="spellEnd"/>
-            <w:r>
-              <w:rPr>
-                <w:rFonts w:ascii="Times New Roman" w:hAnsi="Times New Roman" w:cs="Times New Roman"/>
-                <w:sz w:val="24"/>
-                <w:szCs w:val="24"/>
-              </w:rPr>
-              <w:t>-цепочки</w:t>
+              <w:t>Статьи, посты, сценарии, email-цепочки</w:t>
             </w:r>
           </w:p>
         </w:tc>
@@ -10740,7 +10476,7 @@
           <w:szCs w:val="24"/>
         </w:rPr>
         <w:lastRenderedPageBreak/>
-        <w:t>7</w:t>
+        <w:t>8</w:t>
       </w:r>
       <w:r>
         <w:rPr>
@@ -11284,21 +11020,12 @@
             <w:hideMark/>
           </w:tcPr>
           <w:p>
-            <w:proofErr w:type="spellStart"/>
             <w:r>
               <w:rPr>
                 <w:rFonts w:ascii="Times New Roman" w:eastAsia="Times New Roman" w:hAnsi="Times New Roman"/>
                 <w:sz w:val="24"/>
               </w:rPr>
-              <w:t>Лендинг</w:t>
-            </w:r>
-            <w:proofErr w:type="spellEnd"/>
-            <w:r>
-              <w:rPr>
-                <w:rFonts w:ascii="Times New Roman" w:eastAsia="Times New Roman" w:hAnsi="Times New Roman"/>
-                <w:sz w:val="24"/>
-              </w:rPr>
-              <w:t>, визуальные и</w:t>
+              <w:t>Лендинг, визуальные и</w:t>
             </w:r>
             <w:r>
               <w:rPr>
@@ -11503,22 +11230,7 @@
                 <w:sz w:val="24"/>
               </w:rPr>
               <w:br/>
-            </w:r>
-            <w:proofErr w:type="spellStart"/>
-            <w:r>
-              <w:rPr>
-                <w:rFonts w:ascii="Times New Roman" w:eastAsia="Times New Roman" w:hAnsi="Times New Roman"/>
-                <w:sz w:val="24"/>
-              </w:rPr>
-              <w:t>амбассадорская</w:t>
-            </w:r>
-            <w:proofErr w:type="spellEnd"/>
-            <w:r>
-              <w:rPr>
-                <w:rFonts w:ascii="Times New Roman" w:eastAsia="Times New Roman" w:hAnsi="Times New Roman"/>
-                <w:sz w:val="24"/>
-              </w:rPr>
-              <w:t xml:space="preserve"> программа</w:t>
+              <w:t>амбассадорская программа</w:t>
             </w:r>
           </w:p>
         </w:tc>
@@ -12101,31 +11813,7 @@
           <w:sz w:val="24"/>
           <w:szCs w:val="24"/>
         </w:rPr>
-        <w:t xml:space="preserve">На втором этапе (2–3 месяц) осуществляется подготовка маркетинговой инфраструктуры: создаётся </w:t>
-      </w:r>
-      <w:proofErr w:type="spellStart"/>
-      <w:r>
-        <w:rPr>
-          <w:rFonts w:ascii="Times New Roman" w:hAnsi="Times New Roman" w:cs="Times New Roman"/>
-          <w:i w:val="0"/>
-          <w:iCs w:val="0"/>
-          <w:color w:val="auto"/>
-          <w:sz w:val="24"/>
-          <w:szCs w:val="24"/>
-        </w:rPr>
-        <w:t>лендинг</w:t>
-      </w:r>
-      <w:proofErr w:type="spellEnd"/>
-      <w:r>
-        <w:rPr>
-          <w:rFonts w:ascii="Times New Roman" w:hAnsi="Times New Roman" w:cs="Times New Roman"/>
-          <w:i w:val="0"/>
-          <w:iCs w:val="0"/>
-          <w:color w:val="auto"/>
-          <w:sz w:val="24"/>
-          <w:szCs w:val="24"/>
-        </w:rPr>
-        <w:t xml:space="preserve"> (посадочная страница), разрабатываются визуальные и текстовые материалы, формируется контент-план для социальных сетей. Параллельно ведётся подготовка рекламных кампаний, включая настройку таргетированной и контекстной рекламы.</w:t>
+        <w:t>На втором этапе (2–3 месяц) осуществляется подготовка маркетинговой инфраструктуры: создаётся лендинг (посадочная страница), разрабатываются визуальные и текстовые материалы, формируется контент-план для социальных сетей. Параллельно ведётся подготовка рекламных кампаний, включая настройку таргетированной и контекстной рекламы.</w:t>
       </w:r>
     </w:p>
     <w:p>
@@ -12165,31 +11853,7 @@
           <w:szCs w:val="24"/>
         </w:rPr>
         <w:lastRenderedPageBreak/>
-        <w:t xml:space="preserve">контент и привлекаются первые пользователи. В этот же период запускается </w:t>
-      </w:r>
-      <w:proofErr w:type="spellStart"/>
-      <w:r>
-        <w:rPr>
-          <w:rFonts w:ascii="Times New Roman" w:hAnsi="Times New Roman" w:cs="Times New Roman"/>
-          <w:i w:val="0"/>
-          <w:iCs w:val="0"/>
-          <w:color w:val="auto"/>
-          <w:sz w:val="24"/>
-          <w:szCs w:val="24"/>
-        </w:rPr>
-        <w:t>амбассадорская</w:t>
-      </w:r>
-      <w:proofErr w:type="spellEnd"/>
-      <w:r>
-        <w:rPr>
-          <w:rFonts w:ascii="Times New Roman" w:hAnsi="Times New Roman" w:cs="Times New Roman"/>
-          <w:i w:val="0"/>
-          <w:iCs w:val="0"/>
-          <w:color w:val="auto"/>
-          <w:sz w:val="24"/>
-          <w:szCs w:val="24"/>
-        </w:rPr>
-        <w:t xml:space="preserve"> программа, направленная на вовлечение студентов и формирование ядра пользовательского сообщества.</w:t>
+        <w:t>контент и привлекаются первые пользователи. В этот же период запускается амбассадорская программа, направленная на вовлечение студентов и формирование ядра пользовательского сообщества.</w:t>
       </w:r>
     </w:p>
     <w:p>
@@ -12256,31 +11920,7 @@
           <w:sz w:val="24"/>
           <w:szCs w:val="24"/>
         </w:rPr>
-        <w:t xml:space="preserve"> Матрица </w:t>
-      </w:r>
-      <w:proofErr w:type="spellStart"/>
-      <w:r>
-        <w:rPr>
-          <w:rFonts w:ascii="Times New Roman" w:hAnsi="Times New Roman" w:cs="Times New Roman"/>
-          <w:i w:val="0"/>
-          <w:iCs w:val="0"/>
-          <w:color w:val="auto"/>
-          <w:sz w:val="24"/>
-          <w:szCs w:val="24"/>
-        </w:rPr>
-        <w:t>ответстввенности</w:t>
-      </w:r>
-      <w:proofErr w:type="spellEnd"/>
-      <w:r>
-        <w:rPr>
-          <w:rFonts w:ascii="Times New Roman" w:hAnsi="Times New Roman" w:cs="Times New Roman"/>
-          <w:i w:val="0"/>
-          <w:iCs w:val="0"/>
-          <w:color w:val="auto"/>
-          <w:sz w:val="24"/>
-          <w:szCs w:val="24"/>
-        </w:rPr>
-        <w:t xml:space="preserve"> </w:t>
+        <w:t xml:space="preserve"> Матрица ответстввенности </w:t>
       </w:r>
       <w:r>
         <w:rPr>
@@ -12496,7 +12136,6 @@
                 <w:szCs w:val="24"/>
               </w:rPr>
             </w:pPr>
-            <w:proofErr w:type="spellStart"/>
             <w:r>
               <w:rPr>
                 <w:rFonts w:ascii="Times New Roman" w:hAnsi="Times New Roman" w:cs="Times New Roman"/>
@@ -12505,18 +12144,7 @@
                 <w:sz w:val="24"/>
                 <w:szCs w:val="24"/>
               </w:rPr>
-              <w:t>Диз</w:t>
-            </w:r>
-            <w:proofErr w:type="spellEnd"/>
-            <w:r>
-              <w:rPr>
-                <w:rFonts w:ascii="Times New Roman" w:hAnsi="Times New Roman" w:cs="Times New Roman"/>
-                <w:b/>
-                <w:bCs/>
-                <w:sz w:val="24"/>
-                <w:szCs w:val="24"/>
-              </w:rPr>
-              <w:t>.</w:t>
+              <w:t>Диз.</w:t>
             </w:r>
           </w:p>
         </w:tc>
@@ -13147,18 +12775,8 @@
                 <w:sz w:val="24"/>
                 <w:szCs w:val="24"/>
               </w:rPr>
-              <w:t xml:space="preserve">Создание </w:t>
-            </w:r>
-            <w:proofErr w:type="spellStart"/>
-            <w:r>
-              <w:rPr>
-                <w:rFonts w:ascii="Times New Roman" w:hAnsi="Times New Roman" w:cs="Times New Roman"/>
-                <w:sz w:val="24"/>
-                <w:szCs w:val="24"/>
-              </w:rPr>
-              <w:t>лендинга</w:t>
-            </w:r>
-            <w:proofErr w:type="spellEnd"/>
+              <w:t>Создание лендинга</w:t>
+            </w:r>
           </w:p>
         </w:tc>
         <w:tc>
@@ -13349,18 +12967,8 @@
                 <w:sz w:val="24"/>
                 <w:szCs w:val="24"/>
               </w:rPr>
-              <w:t xml:space="preserve">Создание </w:t>
-            </w:r>
-            <w:proofErr w:type="spellStart"/>
-            <w:r>
-              <w:rPr>
-                <w:rFonts w:ascii="Times New Roman" w:hAnsi="Times New Roman" w:cs="Times New Roman"/>
-                <w:sz w:val="24"/>
-                <w:szCs w:val="24"/>
-              </w:rPr>
-              <w:t>лендинга</w:t>
-            </w:r>
-            <w:proofErr w:type="spellEnd"/>
+              <w:t>Создание лендинга</w:t>
+            </w:r>
           </w:p>
         </w:tc>
       </w:tr>
@@ -13848,23 +13456,13 @@
                 <w:szCs w:val="24"/>
               </w:rPr>
             </w:pPr>
-            <w:proofErr w:type="spellStart"/>
-            <w:r>
-              <w:rPr>
-                <w:rFonts w:ascii="Times New Roman" w:hAnsi="Times New Roman" w:cs="Times New Roman"/>
-                <w:sz w:val="24"/>
-                <w:szCs w:val="24"/>
-              </w:rPr>
-              <w:t>Амбассадорская</w:t>
-            </w:r>
-            <w:proofErr w:type="spellEnd"/>
-            <w:r>
-              <w:rPr>
-                <w:rFonts w:ascii="Times New Roman" w:hAnsi="Times New Roman" w:cs="Times New Roman"/>
-                <w:sz w:val="24"/>
-                <w:szCs w:val="24"/>
-              </w:rPr>
-              <w:t xml:space="preserve"> программа</w:t>
+            <w:r>
+              <w:rPr>
+                <w:rFonts w:ascii="Times New Roman" w:hAnsi="Times New Roman" w:cs="Times New Roman"/>
+                <w:sz w:val="24"/>
+                <w:szCs w:val="24"/>
+              </w:rPr>
+              <w:t>Амбассадорская программа</w:t>
             </w:r>
           </w:p>
         </w:tc>
@@ -14050,23 +13648,13 @@
                 <w:szCs w:val="24"/>
               </w:rPr>
             </w:pPr>
-            <w:proofErr w:type="spellStart"/>
-            <w:r>
-              <w:rPr>
-                <w:rFonts w:ascii="Times New Roman" w:hAnsi="Times New Roman" w:cs="Times New Roman"/>
-                <w:sz w:val="24"/>
-                <w:szCs w:val="24"/>
-              </w:rPr>
-              <w:t>Амбассадорская</w:t>
-            </w:r>
-            <w:proofErr w:type="spellEnd"/>
-            <w:r>
-              <w:rPr>
-                <w:rFonts w:ascii="Times New Roman" w:hAnsi="Times New Roman" w:cs="Times New Roman"/>
-                <w:sz w:val="24"/>
-                <w:szCs w:val="24"/>
-              </w:rPr>
-              <w:t xml:space="preserve"> программа</w:t>
+            <w:r>
+              <w:rPr>
+                <w:rFonts w:ascii="Times New Roman" w:hAnsi="Times New Roman" w:cs="Times New Roman"/>
+                <w:sz w:val="24"/>
+                <w:szCs w:val="24"/>
+              </w:rPr>
+              <w:t>Амбассадорская программа</w:t>
             </w:r>
           </w:p>
         </w:tc>
@@ -14380,7 +13968,6 @@
           <w:szCs w:val="24"/>
         </w:rPr>
       </w:pPr>
-      <w:proofErr w:type="spellStart"/>
       <w:r>
         <w:rPr>
           <w:rFonts w:ascii="Times New Roman" w:eastAsiaTheme="minorEastAsia" w:hAnsi="Times New Roman" w:cs="Times New Roman"/>
@@ -14388,17 +13975,7 @@
           <w:sz w:val="24"/>
           <w:szCs w:val="24"/>
         </w:rPr>
-        <w:t>Диз</w:t>
-      </w:r>
-      <w:proofErr w:type="spellEnd"/>
-      <w:r>
-        <w:rPr>
-          <w:rFonts w:ascii="Times New Roman" w:eastAsiaTheme="minorEastAsia" w:hAnsi="Times New Roman" w:cs="Times New Roman"/>
-          <w:iCs/>
-          <w:sz w:val="24"/>
-          <w:szCs w:val="24"/>
-        </w:rPr>
-        <w:t>.</w:t>
+        <w:t>Диз.</w:t>
       </w:r>
       <w:r>
         <w:rPr>
@@ -14416,27 +13993,7 @@
           <w:sz w:val="24"/>
           <w:szCs w:val="24"/>
         </w:rPr>
-        <w:t xml:space="preserve"> создаёт визуальные материалы, баннеры, оформление </w:t>
-      </w:r>
-      <w:proofErr w:type="spellStart"/>
-      <w:r>
-        <w:rPr>
-          <w:rFonts w:ascii="Times New Roman" w:eastAsiaTheme="minorEastAsia" w:hAnsi="Times New Roman" w:cs="Times New Roman"/>
-          <w:iCs/>
-          <w:sz w:val="24"/>
-          <w:szCs w:val="24"/>
-        </w:rPr>
-        <w:t>лендинга</w:t>
-      </w:r>
-      <w:proofErr w:type="spellEnd"/>
-      <w:r>
-        <w:rPr>
-          <w:rFonts w:ascii="Times New Roman" w:eastAsiaTheme="minorEastAsia" w:hAnsi="Times New Roman" w:cs="Times New Roman"/>
-          <w:iCs/>
-          <w:sz w:val="24"/>
-          <w:szCs w:val="24"/>
-        </w:rPr>
-        <w:t xml:space="preserve"> и креативы;</w:t>
+        <w:t xml:space="preserve"> создаёт визуальные материалы, баннеры, оформление лендинга и креативы;</w:t>
       </w:r>
     </w:p>
     <w:p>
@@ -14481,27 +14038,7 @@
           <w:sz w:val="24"/>
           <w:szCs w:val="24"/>
         </w:rPr>
-        <w:t xml:space="preserve"> подготавливает тексты, посты, статьи, сценарии и </w:t>
-      </w:r>
-      <w:proofErr w:type="spellStart"/>
-      <w:r>
-        <w:rPr>
-          <w:rFonts w:ascii="Times New Roman" w:eastAsiaTheme="minorEastAsia" w:hAnsi="Times New Roman" w:cs="Times New Roman"/>
-          <w:iCs/>
-          <w:sz w:val="24"/>
-          <w:szCs w:val="24"/>
-        </w:rPr>
-        <w:t>email</w:t>
-      </w:r>
-      <w:proofErr w:type="spellEnd"/>
-      <w:r>
-        <w:rPr>
-          <w:rFonts w:ascii="Times New Roman" w:eastAsiaTheme="minorEastAsia" w:hAnsi="Times New Roman" w:cs="Times New Roman"/>
-          <w:iCs/>
-          <w:sz w:val="24"/>
-          <w:szCs w:val="24"/>
-        </w:rPr>
-        <w:t>-цепочки;</w:t>
+        <w:t xml:space="preserve"> подготавливает тексты, посты, статьи, сценарии и email-цепочки;</w:t>
       </w:r>
     </w:p>
     <w:p>
@@ -14629,7 +14166,7 @@
           <w:szCs w:val="24"/>
         </w:rPr>
         <w:lastRenderedPageBreak/>
-        <w:t>8</w:t>
+        <w:t>9</w:t>
       </w:r>
       <w:r>
         <w:rPr>
@@ -15055,18 +14592,8 @@
                 <w:sz w:val="24"/>
                 <w:szCs w:val="24"/>
               </w:rPr>
-              <w:t xml:space="preserve">SMM, PR, </w:t>
-            </w:r>
-            <w:proofErr w:type="spellStart"/>
-            <w:r>
-              <w:rPr>
-                <w:rFonts w:ascii="Times New Roman" w:hAnsi="Times New Roman" w:cs="Times New Roman"/>
-                <w:sz w:val="24"/>
-                <w:szCs w:val="24"/>
-              </w:rPr>
-              <w:t>таргет</w:t>
-            </w:r>
-            <w:proofErr w:type="spellEnd"/>
+              <w:t>SMM, PR, таргет</w:t>
+            </w:r>
           </w:p>
         </w:tc>
         <w:tc>
@@ -15166,25 +14693,7 @@
                 <w:sz w:val="24"/>
                 <w:szCs w:val="24"/>
               </w:rPr>
-              <w:t xml:space="preserve">Переходит на </w:t>
-            </w:r>
-            <w:proofErr w:type="spellStart"/>
-            <w:r>
-              <w:rPr>
-                <w:rFonts w:ascii="Times New Roman" w:hAnsi="Times New Roman" w:cs="Times New Roman"/>
-                <w:sz w:val="24"/>
-                <w:szCs w:val="24"/>
-              </w:rPr>
-              <w:t>лендинг</w:t>
-            </w:r>
-            <w:proofErr w:type="spellEnd"/>
-            <w:r>
-              <w:rPr>
-                <w:rFonts w:ascii="Times New Roman" w:hAnsi="Times New Roman" w:cs="Times New Roman"/>
-                <w:sz w:val="24"/>
-                <w:szCs w:val="24"/>
-              </w:rPr>
-              <w:t xml:space="preserve"> и изучает пользу</w:t>
+              <w:t>Переходит на лендинг и изучает пользу</w:t>
             </w:r>
           </w:p>
         </w:tc>
@@ -15210,23 +14719,13 @@
                 <w:szCs w:val="24"/>
               </w:rPr>
             </w:pPr>
-            <w:proofErr w:type="spellStart"/>
-            <w:r>
-              <w:rPr>
-                <w:rFonts w:ascii="Times New Roman" w:hAnsi="Times New Roman" w:cs="Times New Roman"/>
-                <w:sz w:val="24"/>
-                <w:szCs w:val="24"/>
-              </w:rPr>
-              <w:t>Лендинг</w:t>
-            </w:r>
-            <w:proofErr w:type="spellEnd"/>
-            <w:r>
-              <w:rPr>
-                <w:rFonts w:ascii="Times New Roman" w:hAnsi="Times New Roman" w:cs="Times New Roman"/>
-                <w:sz w:val="24"/>
-                <w:szCs w:val="24"/>
-              </w:rPr>
-              <w:t>, видео, отзывы</w:t>
+            <w:r>
+              <w:rPr>
+                <w:rFonts w:ascii="Times New Roman" w:hAnsi="Times New Roman" w:cs="Times New Roman"/>
+                <w:sz w:val="24"/>
+                <w:szCs w:val="24"/>
+              </w:rPr>
+              <w:t>Лендинг, видео, отзывы</w:t>
             </w:r>
           </w:p>
         </w:tc>
@@ -15391,18 +14890,8 @@
                 <w:sz w:val="24"/>
                 <w:szCs w:val="24"/>
               </w:rPr>
-              <w:t xml:space="preserve">Форма регистрации, </w:t>
-            </w:r>
-            <w:proofErr w:type="spellStart"/>
-            <w:r>
-              <w:rPr>
-                <w:rFonts w:ascii="Times New Roman" w:hAnsi="Times New Roman" w:cs="Times New Roman"/>
-                <w:sz w:val="24"/>
-                <w:szCs w:val="24"/>
-              </w:rPr>
-              <w:t>onboarding</w:t>
-            </w:r>
-            <w:proofErr w:type="spellEnd"/>
+              <w:t>Форма регистрации, onboarding</w:t>
+            </w:r>
           </w:p>
         </w:tc>
         <w:tc>
@@ -15427,23 +14916,13 @@
                 <w:szCs w:val="24"/>
               </w:rPr>
             </w:pPr>
-            <w:proofErr w:type="spellStart"/>
-            <w:r>
-              <w:rPr>
-                <w:rFonts w:ascii="Times New Roman" w:hAnsi="Times New Roman" w:cs="Times New Roman"/>
-                <w:sz w:val="24"/>
-                <w:szCs w:val="24"/>
-              </w:rPr>
-              <w:t>Email</w:t>
-            </w:r>
-            <w:proofErr w:type="spellEnd"/>
-            <w:r>
-              <w:rPr>
-                <w:rFonts w:ascii="Times New Roman" w:hAnsi="Times New Roman" w:cs="Times New Roman"/>
-                <w:sz w:val="24"/>
-                <w:szCs w:val="24"/>
-              </w:rPr>
-              <w:t>, подсказки, чат-поддержка</w:t>
+            <w:r>
+              <w:rPr>
+                <w:rFonts w:ascii="Times New Roman" w:hAnsi="Times New Roman" w:cs="Times New Roman"/>
+                <w:sz w:val="24"/>
+                <w:szCs w:val="24"/>
+              </w:rPr>
+              <w:t>Email, подсказки, чат-поддержка</w:t>
             </w:r>
           </w:p>
         </w:tc>
@@ -15570,23 +15049,13 @@
                 <w:szCs w:val="24"/>
               </w:rPr>
             </w:pPr>
-            <w:proofErr w:type="spellStart"/>
-            <w:r>
-              <w:rPr>
-                <w:rFonts w:ascii="Times New Roman" w:hAnsi="Times New Roman" w:cs="Times New Roman"/>
-                <w:sz w:val="24"/>
-                <w:szCs w:val="24"/>
-              </w:rPr>
-              <w:t>Push</w:t>
-            </w:r>
-            <w:proofErr w:type="spellEnd"/>
-            <w:r>
-              <w:rPr>
-                <w:rFonts w:ascii="Times New Roman" w:hAnsi="Times New Roman" w:cs="Times New Roman"/>
-                <w:sz w:val="24"/>
-                <w:szCs w:val="24"/>
-              </w:rPr>
-              <w:t>, подсказки, избранное</w:t>
+            <w:r>
+              <w:rPr>
+                <w:rFonts w:ascii="Times New Roman" w:hAnsi="Times New Roman" w:cs="Times New Roman"/>
+                <w:sz w:val="24"/>
+                <w:szCs w:val="24"/>
+              </w:rPr>
+              <w:t>Push, подсказки, избранное</w:t>
             </w:r>
           </w:p>
         </w:tc>
@@ -15650,36 +15119,8 @@
                 <w:sz w:val="24"/>
                 <w:szCs w:val="24"/>
               </w:rPr>
-              <w:t>Time-</w:t>
-            </w:r>
-            <w:proofErr w:type="spellStart"/>
-            <w:r>
-              <w:rPr>
-                <w:rFonts w:ascii="Times New Roman" w:hAnsi="Times New Roman" w:cs="Times New Roman"/>
-                <w:sz w:val="24"/>
-                <w:szCs w:val="24"/>
-              </w:rPr>
-              <w:t>to</w:t>
-            </w:r>
-            <w:proofErr w:type="spellEnd"/>
-            <w:r>
-              <w:rPr>
-                <w:rFonts w:ascii="Times New Roman" w:hAnsi="Times New Roman" w:cs="Times New Roman"/>
-                <w:sz w:val="24"/>
-                <w:szCs w:val="24"/>
-              </w:rPr>
-              <w:t>-</w:t>
-            </w:r>
-            <w:proofErr w:type="spellStart"/>
-            <w:r>
-              <w:rPr>
-                <w:rFonts w:ascii="Times New Roman" w:hAnsi="Times New Roman" w:cs="Times New Roman"/>
-                <w:sz w:val="24"/>
-                <w:szCs w:val="24"/>
-              </w:rPr>
-              <w:t>first-action</w:t>
-            </w:r>
-            <w:proofErr w:type="spellEnd"/>
+              <w:t>Time-to-first-action</w:t>
+            </w:r>
           </w:p>
         </w:tc>
       </w:tr>
@@ -15805,41 +15246,13 @@
                 <w:szCs w:val="24"/>
               </w:rPr>
             </w:pPr>
-            <w:proofErr w:type="spellStart"/>
-            <w:r>
-              <w:rPr>
-                <w:rFonts w:ascii="Times New Roman" w:hAnsi="Times New Roman" w:cs="Times New Roman"/>
-                <w:sz w:val="24"/>
-                <w:szCs w:val="24"/>
-              </w:rPr>
-              <w:t>Email</w:t>
-            </w:r>
-            <w:proofErr w:type="spellEnd"/>
-            <w:r>
-              <w:rPr>
-                <w:rFonts w:ascii="Times New Roman" w:hAnsi="Times New Roman" w:cs="Times New Roman"/>
-                <w:sz w:val="24"/>
-                <w:szCs w:val="24"/>
-              </w:rPr>
-              <w:t>/</w:t>
-            </w:r>
-            <w:proofErr w:type="spellStart"/>
-            <w:r>
-              <w:rPr>
-                <w:rFonts w:ascii="Times New Roman" w:hAnsi="Times New Roman" w:cs="Times New Roman"/>
-                <w:sz w:val="24"/>
-                <w:szCs w:val="24"/>
-              </w:rPr>
-              <w:t>push</w:t>
-            </w:r>
-            <w:proofErr w:type="spellEnd"/>
-            <w:r>
-              <w:rPr>
-                <w:rFonts w:ascii="Times New Roman" w:hAnsi="Times New Roman" w:cs="Times New Roman"/>
-                <w:sz w:val="24"/>
-                <w:szCs w:val="24"/>
-              </w:rPr>
-              <w:t>-триггеры</w:t>
+            <w:r>
+              <w:rPr>
+                <w:rFonts w:ascii="Times New Roman" w:hAnsi="Times New Roman" w:cs="Times New Roman"/>
+                <w:sz w:val="24"/>
+                <w:szCs w:val="24"/>
+              </w:rPr>
+              <w:t>Email/push-триггеры</w:t>
             </w:r>
           </w:p>
         </w:tc>
@@ -15865,23 +15278,13 @@
                 <w:szCs w:val="24"/>
               </w:rPr>
             </w:pPr>
-            <w:proofErr w:type="spellStart"/>
-            <w:r>
-              <w:rPr>
-                <w:rFonts w:ascii="Times New Roman" w:hAnsi="Times New Roman" w:cs="Times New Roman"/>
-                <w:sz w:val="24"/>
-                <w:szCs w:val="24"/>
-              </w:rPr>
-              <w:t>Retention</w:t>
-            </w:r>
-            <w:proofErr w:type="spellEnd"/>
-            <w:r>
-              <w:rPr>
-                <w:rFonts w:ascii="Times New Roman" w:hAnsi="Times New Roman" w:cs="Times New Roman"/>
-                <w:sz w:val="24"/>
-                <w:szCs w:val="24"/>
-              </w:rPr>
-              <w:t xml:space="preserve"> 7/30</w:t>
+            <w:r>
+              <w:rPr>
+                <w:rFonts w:ascii="Times New Roman" w:hAnsi="Times New Roman" w:cs="Times New Roman"/>
+                <w:sz w:val="24"/>
+                <w:szCs w:val="24"/>
+              </w:rPr>
+              <w:t>Retention 7/30</w:t>
             </w:r>
           </w:p>
         </w:tc>
@@ -16093,7 +15496,7 @@
           <w:szCs w:val="24"/>
         </w:rPr>
         <w:lastRenderedPageBreak/>
-        <w:t>9</w:t>
+        <w:t>10</w:t>
       </w:r>
       <w:r>
         <w:rPr>
@@ -16349,18 +15752,8 @@
                 <w:sz w:val="24"/>
                 <w:szCs w:val="24"/>
               </w:rPr>
-              <w:t>Сайт/</w:t>
-            </w:r>
-            <w:proofErr w:type="spellStart"/>
-            <w:r>
-              <w:rPr>
-                <w:rFonts w:ascii="Times New Roman" w:hAnsi="Times New Roman" w:cs="Times New Roman"/>
-                <w:sz w:val="24"/>
-                <w:szCs w:val="24"/>
-              </w:rPr>
-              <w:t>лендинг</w:t>
-            </w:r>
-            <w:proofErr w:type="spellEnd"/>
+              <w:t>Сайт/лендинг</w:t>
+            </w:r>
           </w:p>
         </w:tc>
         <w:tc>
@@ -16689,25 +16082,7 @@
                 <w:sz w:val="24"/>
                 <w:szCs w:val="24"/>
               </w:rPr>
-              <w:t xml:space="preserve">Студенческие </w:t>
-            </w:r>
-            <w:proofErr w:type="spellStart"/>
-            <w:r>
-              <w:rPr>
-                <w:rFonts w:ascii="Times New Roman" w:hAnsi="Times New Roman" w:cs="Times New Roman"/>
-                <w:sz w:val="24"/>
-                <w:szCs w:val="24"/>
-              </w:rPr>
-              <w:t>лайфхаки</w:t>
-            </w:r>
-            <w:proofErr w:type="spellEnd"/>
-            <w:r>
-              <w:rPr>
-                <w:rFonts w:ascii="Times New Roman" w:hAnsi="Times New Roman" w:cs="Times New Roman"/>
-                <w:sz w:val="24"/>
-                <w:szCs w:val="24"/>
-              </w:rPr>
-              <w:t>, обновления, кейсы</w:t>
+              <w:t>Студенческие лайфхаки, обновления, кейсы</w:t>
             </w:r>
           </w:p>
         </w:tc>
@@ -16770,7 +16145,6 @@
                 <w:szCs w:val="24"/>
               </w:rPr>
             </w:pPr>
-            <w:proofErr w:type="spellStart"/>
             <w:r>
               <w:rPr>
                 <w:rFonts w:ascii="Times New Roman" w:hAnsi="Times New Roman" w:cs="Times New Roman"/>
@@ -16779,7 +16153,6 @@
               </w:rPr>
               <w:t>Email</w:t>
             </w:r>
-            <w:proofErr w:type="spellEnd"/>
           </w:p>
         </w:tc>
         <w:tc>
@@ -16905,7 +16278,6 @@
                 <w:szCs w:val="24"/>
               </w:rPr>
             </w:pPr>
-            <w:proofErr w:type="spellStart"/>
             <w:r>
               <w:rPr>
                 <w:rFonts w:ascii="Times New Roman" w:hAnsi="Times New Roman" w:cs="Times New Roman"/>
@@ -16914,7 +16286,6 @@
               </w:rPr>
               <w:t>Push</w:t>
             </w:r>
-            <w:proofErr w:type="spellEnd"/>
           </w:p>
         </w:tc>
         <w:tc>
@@ -17019,27 +16390,9 @@
       <w:pPr>
         <w:pStyle w:val="a4"/>
       </w:pPr>
-      <w:proofErr w:type="spellStart"/>
       <w:r>
-        <w:t>Tone</w:t>
+        <w:t>Tone of voice</w:t>
       </w:r>
-      <w:proofErr w:type="spellEnd"/>
-      <w:r>
-        <w:t xml:space="preserve"> </w:t>
-      </w:r>
-      <w:proofErr w:type="spellStart"/>
-      <w:r>
-        <w:t>of</w:t>
-      </w:r>
-      <w:proofErr w:type="spellEnd"/>
-      <w:r>
-        <w:t xml:space="preserve"> </w:t>
-      </w:r>
-      <w:proofErr w:type="spellStart"/>
-      <w:r>
-        <w:t>voice</w:t>
-      </w:r>
-      <w:proofErr w:type="spellEnd"/>
       <w:r>
         <w:t xml:space="preserve"> (тон голоса)</w:t>
       </w:r>
@@ -17088,7 +16441,16 @@
           <w:szCs w:val="24"/>
         </w:rPr>
         <w:lastRenderedPageBreak/>
-        <w:t>10</w:t>
+        <w:t>1</w:t>
+      </w:r>
+      <w:r>
+        <w:rPr>
+          <w:rFonts w:ascii="Times New Roman" w:hAnsi="Times New Roman" w:cs="Times New Roman"/>
+          <w:b/>
+          <w:sz w:val="24"/>
+          <w:szCs w:val="24"/>
+        </w:rPr>
+        <w:t>1</w:t>
       </w:r>
       <w:r>
         <w:rPr>
@@ -17497,23 +16859,13 @@
                 <w:szCs w:val="24"/>
               </w:rPr>
             </w:pPr>
-            <w:proofErr w:type="spellStart"/>
-            <w:r>
-              <w:rPr>
-                <w:rFonts w:ascii="Times New Roman" w:hAnsi="Times New Roman" w:cs="Times New Roman"/>
-                <w:sz w:val="24"/>
-                <w:szCs w:val="24"/>
-              </w:rPr>
-              <w:t>Лендинг</w:t>
-            </w:r>
-            <w:proofErr w:type="spellEnd"/>
-            <w:r>
-              <w:rPr>
-                <w:rFonts w:ascii="Times New Roman" w:hAnsi="Times New Roman" w:cs="Times New Roman"/>
-                <w:sz w:val="24"/>
-                <w:szCs w:val="24"/>
-              </w:rPr>
-              <w:t xml:space="preserve"> и аналитика событий</w:t>
+            <w:r>
+              <w:rPr>
+                <w:rFonts w:ascii="Times New Roman" w:hAnsi="Times New Roman" w:cs="Times New Roman"/>
+                <w:sz w:val="24"/>
+                <w:szCs w:val="24"/>
+              </w:rPr>
+              <w:t>Лендинг и аналитика событий</w:t>
             </w:r>
           </w:p>
         </w:tc>
@@ -17577,18 +16929,8 @@
                 <w:sz w:val="24"/>
                 <w:szCs w:val="24"/>
               </w:rPr>
-              <w:t xml:space="preserve">Улучшение формы и </w:t>
-            </w:r>
-            <w:proofErr w:type="spellStart"/>
-            <w:r>
-              <w:rPr>
-                <w:rFonts w:ascii="Times New Roman" w:hAnsi="Times New Roman" w:cs="Times New Roman"/>
-                <w:sz w:val="24"/>
-                <w:szCs w:val="24"/>
-              </w:rPr>
-              <w:t>оффера</w:t>
-            </w:r>
-            <w:proofErr w:type="spellEnd"/>
+              <w:t>Улучшение формы и оффера</w:t>
+            </w:r>
           </w:p>
         </w:tc>
       </w:tr>
@@ -17618,23 +16960,13 @@
                 <w:szCs w:val="24"/>
               </w:rPr>
             </w:pPr>
-            <w:proofErr w:type="spellStart"/>
-            <w:r>
-              <w:rPr>
-                <w:rFonts w:ascii="Times New Roman" w:hAnsi="Times New Roman" w:cs="Times New Roman"/>
-                <w:sz w:val="24"/>
-                <w:szCs w:val="24"/>
-              </w:rPr>
-              <w:t>Retention</w:t>
-            </w:r>
-            <w:proofErr w:type="spellEnd"/>
-            <w:r>
-              <w:rPr>
-                <w:rFonts w:ascii="Times New Roman" w:hAnsi="Times New Roman" w:cs="Times New Roman"/>
-                <w:sz w:val="24"/>
-                <w:szCs w:val="24"/>
-              </w:rPr>
-              <w:t xml:space="preserve"> 7/30</w:t>
+            <w:r>
+              <w:rPr>
+                <w:rFonts w:ascii="Times New Roman" w:hAnsi="Times New Roman" w:cs="Times New Roman"/>
+                <w:sz w:val="24"/>
+                <w:szCs w:val="24"/>
+              </w:rPr>
+              <w:t>Retention 7/30</w:t>
             </w:r>
           </w:p>
         </w:tc>
@@ -17666,25 +16998,7 @@
                 <w:sz w:val="24"/>
                 <w:szCs w:val="24"/>
               </w:rPr>
-              <w:t xml:space="preserve">Product </w:t>
-            </w:r>
-            <w:proofErr w:type="spellStart"/>
-            <w:r>
-              <w:rPr>
-                <w:rFonts w:ascii="Times New Roman" w:hAnsi="Times New Roman" w:cs="Times New Roman"/>
-                <w:sz w:val="24"/>
-                <w:szCs w:val="24"/>
-              </w:rPr>
-              <w:t>analytics</w:t>
-            </w:r>
-            <w:proofErr w:type="spellEnd"/>
-            <w:r>
-              <w:rPr>
-                <w:rFonts w:ascii="Times New Roman" w:hAnsi="Times New Roman" w:cs="Times New Roman"/>
-                <w:sz w:val="24"/>
-                <w:szCs w:val="24"/>
-              </w:rPr>
-              <w:t xml:space="preserve"> / CRM</w:t>
+              <w:t>Product analytics / CRM</w:t>
             </w:r>
           </w:p>
         </w:tc>
@@ -17748,25 +17062,7 @@
                 <w:sz w:val="24"/>
                 <w:szCs w:val="24"/>
               </w:rPr>
-              <w:t xml:space="preserve">Доработка </w:t>
-            </w:r>
-            <w:proofErr w:type="spellStart"/>
-            <w:r>
-              <w:rPr>
-                <w:rFonts w:ascii="Times New Roman" w:hAnsi="Times New Roman" w:cs="Times New Roman"/>
-                <w:sz w:val="24"/>
-                <w:szCs w:val="24"/>
-              </w:rPr>
-              <w:t>onboarding</w:t>
-            </w:r>
-            <w:proofErr w:type="spellEnd"/>
-            <w:r>
-              <w:rPr>
-                <w:rFonts w:ascii="Times New Roman" w:hAnsi="Times New Roman" w:cs="Times New Roman"/>
-                <w:sz w:val="24"/>
-                <w:szCs w:val="24"/>
-              </w:rPr>
-              <w:t xml:space="preserve"> и триггеров</w:t>
+              <w:t>Доработка onboarding и триггеров</w:t>
             </w:r>
           </w:p>
         </w:tc>
@@ -18101,18 +17397,8 @@
                 <w:sz w:val="24"/>
                 <w:szCs w:val="24"/>
               </w:rPr>
-              <w:t xml:space="preserve">Опросы и </w:t>
-            </w:r>
-            <w:proofErr w:type="spellStart"/>
-            <w:r>
-              <w:rPr>
-                <w:rFonts w:ascii="Times New Roman" w:hAnsi="Times New Roman" w:cs="Times New Roman"/>
-                <w:sz w:val="24"/>
-                <w:szCs w:val="24"/>
-              </w:rPr>
-              <w:t>support</w:t>
-            </w:r>
-            <w:proofErr w:type="spellEnd"/>
+              <w:t>Опросы и support</w:t>
+            </w:r>
           </w:p>
         </w:tc>
         <w:tc>
@@ -18186,39 +17472,7 @@
         <w:pStyle w:val="a4"/>
       </w:pPr>
       <w:r>
-        <w:t xml:space="preserve">В качестве базовой инфраструктуры рекомендуется использовать веб-аналитику, события в приложении, UTM-метки, CRM и отчётность по каналам. Обязательно нужно проводить A/B-тестирование креативов, </w:t>
-      </w:r>
-      <w:proofErr w:type="spellStart"/>
-      <w:r>
-        <w:t>лендинга</w:t>
-      </w:r>
-      <w:proofErr w:type="spellEnd"/>
-      <w:r>
-        <w:t xml:space="preserve">, </w:t>
-      </w:r>
-      <w:proofErr w:type="spellStart"/>
-      <w:r>
-        <w:t>onboarding</w:t>
-      </w:r>
-      <w:proofErr w:type="spellEnd"/>
-      <w:r>
-        <w:t xml:space="preserve">-цепочки, </w:t>
-      </w:r>
-      <w:proofErr w:type="spellStart"/>
-      <w:r>
-        <w:t>push</w:t>
-      </w:r>
-      <w:proofErr w:type="spellEnd"/>
-      <w:r>
-        <w:t xml:space="preserve">-уведомлений и </w:t>
-      </w:r>
-      <w:proofErr w:type="spellStart"/>
-      <w:r>
-        <w:t>email</w:t>
-      </w:r>
-      <w:proofErr w:type="spellEnd"/>
-      <w:r>
-        <w:t>-сообщений. Именно это позволит не просто собирать данные, а принимать на их основе маркетинговые решения.</w:t>
+        <w:t>В качестве базовой инфраструктуры рекомендуется использовать веб-аналитику, события в приложении, UTM-метки, CRM и отчётность по каналам. Обязательно нужно проводить A/B-тестирование креативов, лендинга, onboarding-цепочки, push-уведомлений и email-сообщений. Именно это позволит не просто собирать данные, а принимать на их основе маркетинговые решения.</w:t>
       </w:r>
     </w:p>
     <w:p>
@@ -18264,7 +17518,7 @@
           <w:sz w:val="24"/>
           <w:szCs w:val="24"/>
         </w:rPr>
-        <w:t>1</w:t>
+        <w:t>2</w:t>
       </w:r>
       <w:r>
         <w:rPr>
@@ -18594,25 +17848,7 @@
                 <w:sz w:val="24"/>
                 <w:szCs w:val="24"/>
               </w:rPr>
-              <w:t xml:space="preserve">Смена креативов, </w:t>
-            </w:r>
-            <w:proofErr w:type="spellStart"/>
-            <w:r>
-              <w:rPr>
-                <w:rFonts w:ascii="Times New Roman" w:hAnsi="Times New Roman" w:cs="Times New Roman"/>
-                <w:sz w:val="24"/>
-                <w:szCs w:val="24"/>
-              </w:rPr>
-              <w:t>оффера</w:t>
-            </w:r>
-            <w:proofErr w:type="spellEnd"/>
-            <w:r>
-              <w:rPr>
-                <w:rFonts w:ascii="Times New Roman" w:hAnsi="Times New Roman" w:cs="Times New Roman"/>
-                <w:sz w:val="24"/>
-                <w:szCs w:val="24"/>
-              </w:rPr>
-              <w:t xml:space="preserve"> и аудитории</w:t>
+              <w:t>Смена креативов, оффера и аудитории</w:t>
             </w:r>
           </w:p>
         </w:tc>
@@ -22019,6 +21255,95 @@
     </w:lvl>
   </w:abstractNum>
   <w:abstractNum w:abstractNumId="22" w15:restartNumberingAfterBreak="0">
+    <w:nsid w:val="2CAA2EF2"/>
+    <w:multiLevelType w:val="hybridMultilevel"/>
+    <w:tmpl w:val="F89AD46E"/>
+    <w:lvl w:ilvl="0" w:tplc="A8182D22">
+      <w:start w:val="1"/>
+      <w:numFmt w:val="decimal"/>
+      <w:lvlText w:val="%1"/>
+      <w:lvlJc w:val="left"/>
+      <w:pPr>
+        <w:ind w:left="720" w:hanging="360"/>
+      </w:pPr>
+      <w:rPr>
+        <w:rFonts w:hint="default"/>
+      </w:rPr>
+    </w:lvl>
+    <w:lvl w:ilvl="1" w:tplc="04190019" w:tentative="1">
+      <w:start w:val="1"/>
+      <w:numFmt w:val="lowerLetter"/>
+      <w:lvlText w:val="%2."/>
+      <w:lvlJc w:val="left"/>
+      <w:pPr>
+        <w:ind w:left="1440" w:hanging="360"/>
+      </w:pPr>
+    </w:lvl>
+    <w:lvl w:ilvl="2" w:tplc="0419001B" w:tentative="1">
+      <w:start w:val="1"/>
+      <w:numFmt w:val="lowerRoman"/>
+      <w:lvlText w:val="%3."/>
+      <w:lvlJc w:val="right"/>
+      <w:pPr>
+        <w:ind w:left="2160" w:hanging="180"/>
+      </w:pPr>
+    </w:lvl>
+    <w:lvl w:ilvl="3" w:tplc="0419000F" w:tentative="1">
+      <w:start w:val="1"/>
+      <w:numFmt w:val="decimal"/>
+      <w:lvlText w:val="%4."/>
+      <w:lvlJc w:val="left"/>
+      <w:pPr>
+        <w:ind w:left="2880" w:hanging="360"/>
+      </w:pPr>
+    </w:lvl>
+    <w:lvl w:ilvl="4" w:tplc="04190019" w:tentative="1">
+      <w:start w:val="1"/>
+      <w:numFmt w:val="lowerLetter"/>
+      <w:lvlText w:val="%5."/>
+      <w:lvlJc w:val="left"/>
+      <w:pPr>
+        <w:ind w:left="3600" w:hanging="360"/>
+      </w:pPr>
+    </w:lvl>
+    <w:lvl w:ilvl="5" w:tplc="0419001B" w:tentative="1">
+      <w:start w:val="1"/>
+      <w:numFmt w:val="lowerRoman"/>
+      <w:lvlText w:val="%6."/>
+      <w:lvlJc w:val="right"/>
+      <w:pPr>
+        <w:ind w:left="4320" w:hanging="180"/>
+      </w:pPr>
+    </w:lvl>
+    <w:lvl w:ilvl="6" w:tplc="0419000F" w:tentative="1">
+      <w:start w:val="1"/>
+      <w:numFmt w:val="decimal"/>
+      <w:lvlText w:val="%7."/>
+      <w:lvlJc w:val="left"/>
+      <w:pPr>
+        <w:ind w:left="5040" w:hanging="360"/>
+      </w:pPr>
+    </w:lvl>
+    <w:lvl w:ilvl="7" w:tplc="04190019" w:tentative="1">
+      <w:start w:val="1"/>
+      <w:numFmt w:val="lowerLetter"/>
+      <w:lvlText w:val="%8."/>
+      <w:lvlJc w:val="left"/>
+      <w:pPr>
+        <w:ind w:left="5760" w:hanging="360"/>
+      </w:pPr>
+    </w:lvl>
+    <w:lvl w:ilvl="8" w:tplc="0419001B" w:tentative="1">
+      <w:start w:val="1"/>
+      <w:numFmt w:val="lowerRoman"/>
+      <w:lvlText w:val="%9."/>
+      <w:lvlJc w:val="right"/>
+      <w:pPr>
+        <w:ind w:left="6480" w:hanging="180"/>
+      </w:pPr>
+    </w:lvl>
+  </w:abstractNum>
+  <w:abstractNum w:abstractNumId="23" w15:restartNumberingAfterBreak="0">
     <w:nsid w:val="2CDD646C"/>
     <w:multiLevelType w:val="multilevel"/>
     <w:tmpl w:val="FF808738"/>
@@ -22134,7 +21459,7 @@
       </w:pPr>
     </w:lvl>
   </w:abstractNum>
-  <w:abstractNum w:abstractNumId="23" w15:restartNumberingAfterBreak="0">
+  <w:abstractNum w:abstractNumId="24" w15:restartNumberingAfterBreak="0">
     <w:nsid w:val="2D845C1F"/>
     <w:multiLevelType w:val="multilevel"/>
     <w:tmpl w:val="FF808738"/>
@@ -22250,7 +21575,7 @@
       </w:pPr>
     </w:lvl>
   </w:abstractNum>
-  <w:abstractNum w:abstractNumId="24" w15:restartNumberingAfterBreak="0">
+  <w:abstractNum w:abstractNumId="25" w15:restartNumberingAfterBreak="0">
     <w:nsid w:val="312A48C8"/>
     <w:multiLevelType w:val="hybridMultilevel"/>
     <w:tmpl w:val="AF1C600C"/>
@@ -22363,7 +21688,7 @@
       </w:rPr>
     </w:lvl>
   </w:abstractNum>
-  <w:abstractNum w:abstractNumId="25" w15:restartNumberingAfterBreak="0">
+  <w:abstractNum w:abstractNumId="26" w15:restartNumberingAfterBreak="0">
     <w:nsid w:val="31B706C0"/>
     <w:multiLevelType w:val="multilevel"/>
     <w:tmpl w:val="FF808738"/>
@@ -22479,7 +21804,7 @@
       </w:pPr>
     </w:lvl>
   </w:abstractNum>
-  <w:abstractNum w:abstractNumId="26" w15:restartNumberingAfterBreak="0">
+  <w:abstractNum w:abstractNumId="27" w15:restartNumberingAfterBreak="0">
     <w:nsid w:val="371A10A3"/>
     <w:multiLevelType w:val="multilevel"/>
     <w:tmpl w:val="FF808738"/>
@@ -22595,7 +21920,7 @@
       </w:pPr>
     </w:lvl>
   </w:abstractNum>
-  <w:abstractNum w:abstractNumId="27" w15:restartNumberingAfterBreak="0">
+  <w:abstractNum w:abstractNumId="28" w15:restartNumberingAfterBreak="0">
     <w:nsid w:val="39D85BB7"/>
     <w:multiLevelType w:val="hybridMultilevel"/>
     <w:tmpl w:val="6A28DAE4"/>
@@ -22681,7 +22006,7 @@
       </w:pPr>
     </w:lvl>
   </w:abstractNum>
-  <w:abstractNum w:abstractNumId="28" w15:restartNumberingAfterBreak="0">
+  <w:abstractNum w:abstractNumId="29" w15:restartNumberingAfterBreak="0">
     <w:nsid w:val="39E41F12"/>
     <w:multiLevelType w:val="hybridMultilevel"/>
     <w:tmpl w:val="5F3C1ECE"/>
@@ -22794,7 +22119,7 @@
       </w:rPr>
     </w:lvl>
   </w:abstractNum>
-  <w:abstractNum w:abstractNumId="29" w15:restartNumberingAfterBreak="0">
+  <w:abstractNum w:abstractNumId="30" w15:restartNumberingAfterBreak="0">
     <w:nsid w:val="3A90757F"/>
     <w:multiLevelType w:val="multilevel"/>
     <w:tmpl w:val="FF808738"/>
@@ -22910,7 +22235,7 @@
       </w:pPr>
     </w:lvl>
   </w:abstractNum>
-  <w:abstractNum w:abstractNumId="30" w15:restartNumberingAfterBreak="0">
+  <w:abstractNum w:abstractNumId="31" w15:restartNumberingAfterBreak="0">
     <w:nsid w:val="3BF8635A"/>
     <w:multiLevelType w:val="hybridMultilevel"/>
     <w:tmpl w:val="9A8EDAC8"/>
@@ -23023,7 +22348,7 @@
       </w:rPr>
     </w:lvl>
   </w:abstractNum>
-  <w:abstractNum w:abstractNumId="31" w15:restartNumberingAfterBreak="0">
+  <w:abstractNum w:abstractNumId="32" w15:restartNumberingAfterBreak="0">
     <w:nsid w:val="45330AE4"/>
     <w:multiLevelType w:val="hybridMultilevel"/>
     <w:tmpl w:val="D562A2D2"/>
@@ -23136,7 +22461,7 @@
       </w:rPr>
     </w:lvl>
   </w:abstractNum>
-  <w:abstractNum w:abstractNumId="32" w15:restartNumberingAfterBreak="0">
+  <w:abstractNum w:abstractNumId="33" w15:restartNumberingAfterBreak="0">
     <w:nsid w:val="471649E3"/>
     <w:multiLevelType w:val="hybridMultilevel"/>
     <w:tmpl w:val="E35A9976"/>
@@ -23249,7 +22574,7 @@
       </w:rPr>
     </w:lvl>
   </w:abstractNum>
-  <w:abstractNum w:abstractNumId="33" w15:restartNumberingAfterBreak="0">
+  <w:abstractNum w:abstractNumId="34" w15:restartNumberingAfterBreak="0">
     <w:nsid w:val="4ECF1021"/>
     <w:multiLevelType w:val="hybridMultilevel"/>
     <w:tmpl w:val="D6B686E8"/>
@@ -23362,7 +22687,7 @@
       </w:rPr>
     </w:lvl>
   </w:abstractNum>
-  <w:abstractNum w:abstractNumId="34" w15:restartNumberingAfterBreak="0">
+  <w:abstractNum w:abstractNumId="35" w15:restartNumberingAfterBreak="0">
     <w:nsid w:val="4F430DE8"/>
     <w:multiLevelType w:val="multilevel"/>
     <w:tmpl w:val="FF808738"/>
@@ -23478,7 +22803,7 @@
       </w:pPr>
     </w:lvl>
   </w:abstractNum>
-  <w:abstractNum w:abstractNumId="35" w15:restartNumberingAfterBreak="0">
+  <w:abstractNum w:abstractNumId="36" w15:restartNumberingAfterBreak="0">
     <w:nsid w:val="553A637D"/>
     <w:multiLevelType w:val="multilevel"/>
     <w:tmpl w:val="F678FB22"/>
@@ -23627,7 +22952,7 @@
       </w:rPr>
     </w:lvl>
   </w:abstractNum>
-  <w:abstractNum w:abstractNumId="36" w15:restartNumberingAfterBreak="0">
+  <w:abstractNum w:abstractNumId="37" w15:restartNumberingAfterBreak="0">
     <w:nsid w:val="585611BB"/>
     <w:multiLevelType w:val="hybridMultilevel"/>
     <w:tmpl w:val="B248E178"/>
@@ -23740,7 +23065,7 @@
       </w:rPr>
     </w:lvl>
   </w:abstractNum>
-  <w:abstractNum w:abstractNumId="37" w15:restartNumberingAfterBreak="0">
+  <w:abstractNum w:abstractNumId="38" w15:restartNumberingAfterBreak="0">
     <w:nsid w:val="5A1A573D"/>
     <w:multiLevelType w:val="hybridMultilevel"/>
     <w:tmpl w:val="F862708C"/>
@@ -23853,7 +23178,7 @@
       </w:rPr>
     </w:lvl>
   </w:abstractNum>
-  <w:abstractNum w:abstractNumId="38" w15:restartNumberingAfterBreak="0">
+  <w:abstractNum w:abstractNumId="39" w15:restartNumberingAfterBreak="0">
     <w:nsid w:val="60ED418E"/>
     <w:multiLevelType w:val="multilevel"/>
     <w:tmpl w:val="3ECC626C"/>
@@ -24002,7 +23327,7 @@
       </w:rPr>
     </w:lvl>
   </w:abstractNum>
-  <w:abstractNum w:abstractNumId="39" w15:restartNumberingAfterBreak="0">
+  <w:abstractNum w:abstractNumId="40" w15:restartNumberingAfterBreak="0">
     <w:nsid w:val="636C6713"/>
     <w:multiLevelType w:val="hybridMultilevel"/>
     <w:tmpl w:val="1D34DBB8"/>
@@ -24115,7 +23440,7 @@
       </w:rPr>
     </w:lvl>
   </w:abstractNum>
-  <w:abstractNum w:abstractNumId="40" w15:restartNumberingAfterBreak="0">
+  <w:abstractNum w:abstractNumId="41" w15:restartNumberingAfterBreak="0">
     <w:nsid w:val="646415F9"/>
     <w:multiLevelType w:val="hybridMultilevel"/>
     <w:tmpl w:val="315854A4"/>
@@ -24201,7 +23526,7 @@
       </w:pPr>
     </w:lvl>
   </w:abstractNum>
-  <w:abstractNum w:abstractNumId="41" w15:restartNumberingAfterBreak="0">
+  <w:abstractNum w:abstractNumId="42" w15:restartNumberingAfterBreak="0">
     <w:nsid w:val="66BB4E42"/>
     <w:multiLevelType w:val="multilevel"/>
     <w:tmpl w:val="FF808738"/>
@@ -24317,7 +23642,7 @@
       </w:pPr>
     </w:lvl>
   </w:abstractNum>
-  <w:abstractNum w:abstractNumId="42" w15:restartNumberingAfterBreak="0">
+  <w:abstractNum w:abstractNumId="43" w15:restartNumberingAfterBreak="0">
     <w:nsid w:val="6DB329CB"/>
     <w:multiLevelType w:val="hybridMultilevel"/>
     <w:tmpl w:val="2F2E5BA0"/>
@@ -24430,7 +23755,7 @@
       </w:rPr>
     </w:lvl>
   </w:abstractNum>
-  <w:abstractNum w:abstractNumId="43" w15:restartNumberingAfterBreak="0">
+  <w:abstractNum w:abstractNumId="44" w15:restartNumberingAfterBreak="0">
     <w:nsid w:val="6E3962BA"/>
     <w:multiLevelType w:val="hybridMultilevel"/>
     <w:tmpl w:val="2500BEBA"/>
@@ -24543,7 +23868,7 @@
       </w:rPr>
     </w:lvl>
   </w:abstractNum>
-  <w:abstractNum w:abstractNumId="44" w15:restartNumberingAfterBreak="0">
+  <w:abstractNum w:abstractNumId="45" w15:restartNumberingAfterBreak="0">
     <w:nsid w:val="6E950CC1"/>
     <w:multiLevelType w:val="multilevel"/>
     <w:tmpl w:val="FF808738"/>
@@ -24659,7 +23984,7 @@
       </w:pPr>
     </w:lvl>
   </w:abstractNum>
-  <w:abstractNum w:abstractNumId="45" w15:restartNumberingAfterBreak="0">
+  <w:abstractNum w:abstractNumId="46" w15:restartNumberingAfterBreak="0">
     <w:nsid w:val="70F24DA9"/>
     <w:multiLevelType w:val="hybridMultilevel"/>
     <w:tmpl w:val="3476F740"/>
@@ -24745,7 +24070,7 @@
       </w:pPr>
     </w:lvl>
   </w:abstractNum>
-  <w:abstractNum w:abstractNumId="46" w15:restartNumberingAfterBreak="0">
+  <w:abstractNum w:abstractNumId="47" w15:restartNumberingAfterBreak="0">
     <w:nsid w:val="72FB4B98"/>
     <w:multiLevelType w:val="multilevel"/>
     <w:tmpl w:val="8AC2AFA0"/>
@@ -24894,7 +24219,7 @@
       </w:rPr>
     </w:lvl>
   </w:abstractNum>
-  <w:abstractNum w:abstractNumId="47" w15:restartNumberingAfterBreak="0">
+  <w:abstractNum w:abstractNumId="48" w15:restartNumberingAfterBreak="0">
     <w:nsid w:val="743028EB"/>
     <w:multiLevelType w:val="hybridMultilevel"/>
     <w:tmpl w:val="05887776"/>
@@ -25007,7 +24332,7 @@
       </w:rPr>
     </w:lvl>
   </w:abstractNum>
-  <w:abstractNum w:abstractNumId="48" w15:restartNumberingAfterBreak="0">
+  <w:abstractNum w:abstractNumId="49" w15:restartNumberingAfterBreak="0">
     <w:nsid w:val="761D14EF"/>
     <w:multiLevelType w:val="hybridMultilevel"/>
     <w:tmpl w:val="713EB0E2"/>
@@ -25096,7 +24421,7 @@
       </w:pPr>
     </w:lvl>
   </w:abstractNum>
-  <w:abstractNum w:abstractNumId="49" w15:restartNumberingAfterBreak="0">
+  <w:abstractNum w:abstractNumId="50" w15:restartNumberingAfterBreak="0">
     <w:nsid w:val="7D101FFB"/>
     <w:multiLevelType w:val="hybridMultilevel"/>
     <w:tmpl w:val="4C4EB1D4"/>
@@ -25209,7 +24534,7 @@
       </w:rPr>
     </w:lvl>
   </w:abstractNum>
-  <w:abstractNum w:abstractNumId="50" w15:restartNumberingAfterBreak="0">
+  <w:abstractNum w:abstractNumId="51" w15:restartNumberingAfterBreak="0">
     <w:nsid w:val="7EB35A1F"/>
     <w:multiLevelType w:val="hybridMultilevel"/>
     <w:tmpl w:val="45B823A2"/>
@@ -25302,13 +24627,13 @@
     <w:abstractNumId w:val="4"/>
   </w:num>
   <w:num w:numId="3">
-    <w:abstractNumId w:val="39"/>
+    <w:abstractNumId w:val="40"/>
   </w:num>
   <w:num w:numId="4">
-    <w:abstractNumId w:val="31"/>
+    <w:abstractNumId w:val="32"/>
   </w:num>
   <w:num w:numId="5">
-    <w:abstractNumId w:val="35"/>
+    <w:abstractNumId w:val="36"/>
   </w:num>
   <w:num w:numId="6">
     <w:abstractNumId w:val="3"/>
@@ -25317,13 +24642,13 @@
     <w:abstractNumId w:val="9"/>
   </w:num>
   <w:num w:numId="8">
-    <w:abstractNumId w:val="38"/>
+    <w:abstractNumId w:val="39"/>
   </w:num>
   <w:num w:numId="9">
     <w:abstractNumId w:val="16"/>
   </w:num>
   <w:num w:numId="10">
-    <w:abstractNumId w:val="46"/>
+    <w:abstractNumId w:val="47"/>
   </w:num>
   <w:num w:numId="11">
     <w:abstractNumId w:val="8"/>
@@ -25338,16 +24663,16 @@
     <w:abstractNumId w:val="5"/>
   </w:num>
   <w:num w:numId="15">
-    <w:abstractNumId w:val="28"/>
+    <w:abstractNumId w:val="29"/>
   </w:num>
   <w:num w:numId="16">
-    <w:abstractNumId w:val="49"/>
+    <w:abstractNumId w:val="50"/>
   </w:num>
   <w:num w:numId="17">
-    <w:abstractNumId w:val="50"/>
+    <w:abstractNumId w:val="51"/>
   </w:num>
   <w:num w:numId="18">
-    <w:abstractNumId w:val="36"/>
+    <w:abstractNumId w:val="37"/>
   </w:num>
   <w:num w:numId="19">
     <w:abstractNumId w:val="6"/>
@@ -25359,13 +24684,13 @@
     <w:abstractNumId w:val="19"/>
   </w:num>
   <w:num w:numId="22">
-    <w:abstractNumId w:val="48"/>
+    <w:abstractNumId w:val="49"/>
   </w:num>
   <w:num w:numId="23">
     <w:abstractNumId w:val="10"/>
   </w:num>
   <w:num w:numId="24">
-    <w:abstractNumId w:val="27"/>
+    <w:abstractNumId w:val="28"/>
   </w:num>
   <w:num w:numId="25">
     <w:abstractNumId w:val="13"/>
@@ -25374,61 +24699,61 @@
     <w:abstractNumId w:val="17"/>
   </w:num>
   <w:num w:numId="27">
-    <w:abstractNumId w:val="47"/>
+    <w:abstractNumId w:val="48"/>
   </w:num>
   <w:num w:numId="28">
-    <w:abstractNumId w:val="40"/>
+    <w:abstractNumId w:val="41"/>
   </w:num>
   <w:num w:numId="29">
-    <w:abstractNumId w:val="33"/>
+    <w:abstractNumId w:val="34"/>
   </w:num>
   <w:num w:numId="30">
+    <w:abstractNumId w:val="46"/>
+  </w:num>
+  <w:num w:numId="31">
+    <w:abstractNumId w:val="27"/>
+  </w:num>
+  <w:num w:numId="32">
+    <w:abstractNumId w:val="24"/>
+  </w:num>
+  <w:num w:numId="33">
+    <w:abstractNumId w:val="30"/>
+  </w:num>
+  <w:num w:numId="34">
     <w:abstractNumId w:val="45"/>
   </w:num>
-  <w:num w:numId="31">
+  <w:num w:numId="35">
+    <w:abstractNumId w:val="35"/>
+  </w:num>
+  <w:num w:numId="36">
     <w:abstractNumId w:val="26"/>
   </w:num>
-  <w:num w:numId="32">
-    <w:abstractNumId w:val="23"/>
-  </w:num>
-  <w:num w:numId="33">
-    <w:abstractNumId w:val="29"/>
-  </w:num>
-  <w:num w:numId="34">
-    <w:abstractNumId w:val="44"/>
-  </w:num>
-  <w:num w:numId="35">
-    <w:abstractNumId w:val="34"/>
-  </w:num>
-  <w:num w:numId="36">
-    <w:abstractNumId w:val="25"/>
-  </w:num>
   <w:num w:numId="37">
-    <w:abstractNumId w:val="41"/>
+    <w:abstractNumId w:val="42"/>
   </w:num>
   <w:num w:numId="38">
-    <w:abstractNumId w:val="22"/>
+    <w:abstractNumId w:val="23"/>
   </w:num>
   <w:num w:numId="39">
     <w:abstractNumId w:val="7"/>
   </w:num>
   <w:num w:numId="40">
-    <w:abstractNumId w:val="30"/>
+    <w:abstractNumId w:val="31"/>
   </w:num>
   <w:num w:numId="41">
-    <w:abstractNumId w:val="43"/>
+    <w:abstractNumId w:val="44"/>
   </w:num>
   <w:num w:numId="42">
     <w:abstractNumId w:val="20"/>
   </w:num>
   <w:num w:numId="43">
-    <w:abstractNumId w:val="37"/>
+    <w:abstractNumId w:val="38"/>
   </w:num>
   <w:num w:numId="44">
-    <w:abstractNumId w:val="32"/>
+    <w:abstractNumId w:val="33"/>
   </w:num>
   <w:num w:numId="45">
-    <w:abstractNumId w:val="24"/>
+    <w:abstractNumId w:val="25"/>
   </w:num>
   <w:num w:numId="46">
     <w:abstractNumId w:val="15"/>
@@ -25446,7 +24771,10 @@
     <w:abstractNumId w:val="21"/>
   </w:num>
   <w:num w:numId="51">
-    <w:abstractNumId w:val="42"/>
+    <w:abstractNumId w:val="43"/>
+  </w:num>
+  <w:num w:numId="52">
+    <w:abstractNumId w:val="22"/>
   </w:num>
   <w:numIdMacAtCleanup w:val="43"/>
 </w:numbering>
